--- a/TeKnowledge April_2026 Report - AB Zambia.docx
+++ b/TeKnowledge April_2026 Report - AB Zambia.docx
@@ -692,7 +692,7 @@
             </w:rPr>
             <w:fldChar w:fldCharType="separate"/>
           </w:r>
-          <w:hyperlink w:anchor="_Toc228555670" w:history="1">
+          <w:hyperlink w:anchor="_Toc228949912" w:history="1">
             <w:r>
               <w:rPr>
                 <w:rStyle w:val="Hyperlink"/>
@@ -743,7 +743,7 @@
                 <w:noProof/>
                 <w:webHidden/>
               </w:rPr>
-              <w:instrText xml:space="preserve"> PAGEREF _Toc228555670 \h </w:instrText>
+              <w:instrText xml:space="preserve"> PAGEREF _Toc228949912 \h </w:instrText>
             </w:r>
             <w:r>
               <w:rPr>
@@ -792,7 +792,7 @@
               <w14:ligatures w14:val="standardContextual"/>
             </w:rPr>
           </w:pPr>
-          <w:hyperlink w:anchor="_Toc228555671" w:history="1">
+          <w:hyperlink w:anchor="_Toc228949913" w:history="1">
             <w:r>
               <w:rPr>
                 <w:rStyle w:val="Hyperlink"/>
@@ -841,7 +841,7 @@
                 <w:noProof/>
                 <w:webHidden/>
               </w:rPr>
-              <w:instrText xml:space="preserve"> PAGEREF _Toc228555671 \h </w:instrText>
+              <w:instrText xml:space="preserve"> PAGEREF _Toc228949913 \h </w:instrText>
             </w:r>
             <w:r>
               <w:rPr>
@@ -891,7 +891,7 @@
               <w14:ligatures w14:val="standardContextual"/>
             </w:rPr>
           </w:pPr>
-          <w:hyperlink w:anchor="_Toc228555672" w:history="1">
+          <w:hyperlink w:anchor="_Toc228949914" w:history="1">
             <w:r>
               <w:rPr>
                 <w:rStyle w:val="Hyperlink"/>
@@ -941,7 +941,7 @@
                 <w:noProof/>
                 <w:webHidden/>
               </w:rPr>
-              <w:instrText xml:space="preserve"> PAGEREF _Toc228555672 \h </w:instrText>
+              <w:instrText xml:space="preserve"> PAGEREF _Toc228949914 \h </w:instrText>
             </w:r>
             <w:r>
               <w:rPr>
@@ -991,7 +991,7 @@
               <w14:ligatures w14:val="standardContextual"/>
             </w:rPr>
           </w:pPr>
-          <w:hyperlink w:anchor="_Toc228555673" w:history="1">
+          <w:hyperlink w:anchor="_Toc228949915" w:history="1">
             <w:r>
               <w:rPr>
                 <w:rStyle w:val="Hyperlink"/>
@@ -1041,7 +1041,7 @@
                 <w:noProof/>
                 <w:webHidden/>
               </w:rPr>
-              <w:instrText xml:space="preserve"> PAGEREF _Toc228555673 \h </w:instrText>
+              <w:instrText xml:space="preserve"> PAGEREF _Toc228949915 \h </w:instrText>
             </w:r>
             <w:r>
               <w:rPr>
@@ -1090,7 +1090,7 @@
               <w14:ligatures w14:val="standardContextual"/>
             </w:rPr>
           </w:pPr>
-          <w:hyperlink w:anchor="_Toc228555674" w:history="1">
+          <w:hyperlink w:anchor="_Toc228949916" w:history="1">
             <w:r>
               <w:rPr>
                 <w:rStyle w:val="Hyperlink"/>
@@ -1139,7 +1139,7 @@
                 <w:noProof/>
                 <w:webHidden/>
               </w:rPr>
-              <w:instrText xml:space="preserve"> PAGEREF _Toc228555674 \h </w:instrText>
+              <w:instrText xml:space="preserve"> PAGEREF _Toc228949916 \h </w:instrText>
             </w:r>
             <w:r>
               <w:rPr>
@@ -1188,7 +1188,7 @@
               <w14:ligatures w14:val="standardContextual"/>
             </w:rPr>
           </w:pPr>
-          <w:hyperlink w:anchor="_Toc228555675" w:history="1">
+          <w:hyperlink w:anchor="_Toc228949917" w:history="1">
             <w:r>
               <w:rPr>
                 <w:rStyle w:val="Hyperlink"/>
@@ -1237,7 +1237,7 @@
                 <w:noProof/>
                 <w:webHidden/>
               </w:rPr>
-              <w:instrText xml:space="preserve"> PAGEREF _Toc228555675 \h </w:instrText>
+              <w:instrText xml:space="preserve"> PAGEREF _Toc228949917 \h </w:instrText>
             </w:r>
             <w:r>
               <w:rPr>
@@ -1287,7 +1287,7 @@
               <w14:ligatures w14:val="standardContextual"/>
             </w:rPr>
           </w:pPr>
-          <w:hyperlink w:anchor="_Toc228555676" w:history="1">
+          <w:hyperlink w:anchor="_Toc228949918" w:history="1">
             <w:r>
               <w:rPr>
                 <w:rStyle w:val="Hyperlink"/>
@@ -1317,15 +1317,7 @@
                 <w:rFonts w:ascii="Aptos" w:hAnsi="Aptos" w:cstheme="minorHAnsi"/>
                 <w:noProof/>
               </w:rPr>
-              <w:t>APRIL</w:t>
-            </w:r>
-            <w:r>
-              <w:rPr>
-                <w:rStyle w:val="Hyperlink"/>
-                <w:rFonts w:ascii="Aptos" w:hAnsi="Aptos" w:cstheme="minorHAnsi"/>
-                <w:noProof/>
-              </w:rPr>
-              <w:t xml:space="preserve"> Alerts &amp; Incidents Overview</w:t>
+              <w:t>April Alerts &amp; Incidents Overview</w:t>
             </w:r>
             <w:r>
               <w:rPr>
@@ -1346,7 +1338,7 @@
                 <w:noProof/>
                 <w:webHidden/>
               </w:rPr>
-              <w:instrText xml:space="preserve"> PAGEREF _Toc228555676 \h </w:instrText>
+              <w:instrText xml:space="preserve"> PAGEREF _Toc228949918 \h </w:instrText>
             </w:r>
             <w:r>
               <w:rPr>
@@ -1395,7 +1387,7 @@
               <w14:ligatures w14:val="standardContextual"/>
             </w:rPr>
           </w:pPr>
-          <w:hyperlink w:anchor="_Toc228555677" w:history="1">
+          <w:hyperlink w:anchor="_Toc228949919" w:history="1">
             <w:r>
               <w:rPr>
                 <w:rStyle w:val="Hyperlink"/>
@@ -1444,7 +1436,7 @@
                 <w:noProof/>
                 <w:webHidden/>
               </w:rPr>
-              <w:instrText xml:space="preserve"> PAGEREF _Toc228555677 \h </w:instrText>
+              <w:instrText xml:space="preserve"> PAGEREF _Toc228949919 \h </w:instrText>
             </w:r>
             <w:r>
               <w:rPr>
@@ -1493,7 +1485,7 @@
               <w14:ligatures w14:val="standardContextual"/>
             </w:rPr>
           </w:pPr>
-          <w:hyperlink w:anchor="_Toc228555678" w:history="1">
+          <w:hyperlink w:anchor="_Toc228949920" w:history="1">
             <w:r>
               <w:rPr>
                 <w:rStyle w:val="Hyperlink"/>
@@ -1542,7 +1534,7 @@
                 <w:noProof/>
                 <w:webHidden/>
               </w:rPr>
-              <w:instrText xml:space="preserve"> PAGEREF _Toc228555678 \h </w:instrText>
+              <w:instrText xml:space="preserve"> PAGEREF _Toc228949920 \h </w:instrText>
             </w:r>
             <w:r>
               <w:rPr>
@@ -1591,7 +1583,7 @@
               <w14:ligatures w14:val="standardContextual"/>
             </w:rPr>
           </w:pPr>
-          <w:hyperlink w:anchor="_Toc228555679" w:history="1">
+          <w:hyperlink w:anchor="_Toc228949921" w:history="1">
             <w:r>
               <w:rPr>
                 <w:rStyle w:val="Hyperlink"/>
@@ -1640,7 +1632,7 @@
                 <w:noProof/>
                 <w:webHidden/>
               </w:rPr>
-              <w:instrText xml:space="preserve"> PAGEREF _Toc228555679 \h </w:instrText>
+              <w:instrText xml:space="preserve"> PAGEREF _Toc228949921 \h </w:instrText>
             </w:r>
             <w:r>
               <w:rPr>
@@ -1690,7 +1682,7 @@
               <w14:ligatures w14:val="standardContextual"/>
             </w:rPr>
           </w:pPr>
-          <w:hyperlink w:anchor="_Toc228555680" w:history="1">
+          <w:hyperlink w:anchor="_Toc228949922" w:history="1">
             <w:r>
               <w:rPr>
                 <w:rStyle w:val="Hyperlink"/>
@@ -1741,7 +1733,7 @@
                 <w:noProof/>
                 <w:webHidden/>
               </w:rPr>
-              <w:instrText xml:space="preserve"> PAGEREF _Toc228555680 \h </w:instrText>
+              <w:instrText xml:space="preserve"> PAGEREF _Toc228949922 \h </w:instrText>
             </w:r>
             <w:r>
               <w:rPr>
@@ -1790,7 +1782,7 @@
               <w14:ligatures w14:val="standardContextual"/>
             </w:rPr>
           </w:pPr>
-          <w:hyperlink w:anchor="_Toc228555681" w:history="1">
+          <w:hyperlink w:anchor="_Toc228949923" w:history="1">
             <w:r>
               <w:rPr>
                 <w:rStyle w:val="Hyperlink"/>
@@ -1839,7 +1831,7 @@
                 <w:noProof/>
                 <w:webHidden/>
               </w:rPr>
-              <w:instrText xml:space="preserve"> PAGEREF _Toc228555681 \h </w:instrText>
+              <w:instrText xml:space="preserve"> PAGEREF _Toc228949923 \h </w:instrText>
             </w:r>
             <w:r>
               <w:rPr>
@@ -1888,7 +1880,7 @@
               <w14:ligatures w14:val="standardContextual"/>
             </w:rPr>
           </w:pPr>
-          <w:hyperlink w:anchor="_Toc228555682" w:history="1">
+          <w:hyperlink w:anchor="_Toc228949924" w:history="1">
             <w:r>
               <w:rPr>
                 <w:rStyle w:val="Hyperlink"/>
@@ -1937,7 +1929,7 @@
                 <w:noProof/>
                 <w:webHidden/>
               </w:rPr>
-              <w:instrText xml:space="preserve"> PAGEREF _Toc228555682 \h </w:instrText>
+              <w:instrText xml:space="preserve"> PAGEREF _Toc228949924 \h </w:instrText>
             </w:r>
             <w:r>
               <w:rPr>
@@ -1986,7 +1978,7 @@
               <w14:ligatures w14:val="standardContextual"/>
             </w:rPr>
           </w:pPr>
-          <w:hyperlink w:anchor="_Toc228555693" w:history="1">
+          <w:hyperlink w:anchor="_Toc228949935" w:history="1">
             <w:r>
               <w:rPr>
                 <w:rStyle w:val="Hyperlink"/>
@@ -2035,7 +2027,7 @@
                 <w:noProof/>
                 <w:webHidden/>
               </w:rPr>
-              <w:instrText xml:space="preserve"> PAGEREF _Toc228555693 \h </w:instrText>
+              <w:instrText xml:space="preserve"> PAGEREF _Toc228949935 \h </w:instrText>
             </w:r>
             <w:r>
               <w:rPr>
@@ -2085,7 +2077,7 @@
               <w14:ligatures w14:val="standardContextual"/>
             </w:rPr>
           </w:pPr>
-          <w:hyperlink w:anchor="_Toc228555695" w:history="1">
+          <w:hyperlink w:anchor="_Toc228949938" w:history="1">
             <w:r>
               <w:rPr>
                 <w:rStyle w:val="Hyperlink"/>
@@ -2136,7 +2128,7 @@
                 <w:noProof/>
                 <w:webHidden/>
               </w:rPr>
-              <w:instrText xml:space="preserve"> PAGEREF _Toc228555695 \h </w:instrText>
+              <w:instrText xml:space="preserve"> PAGEREF _Toc228949938 \h </w:instrText>
             </w:r>
             <w:r>
               <w:rPr>
@@ -2156,7 +2148,7 @@
                 <w:noProof/>
                 <w:webHidden/>
               </w:rPr>
-              <w:t>9</w:t>
+              <w:t>10</w:t>
             </w:r>
             <w:r>
               <w:rPr>
@@ -2185,7 +2177,7 @@
               <w14:ligatures w14:val="standardContextual"/>
             </w:rPr>
           </w:pPr>
-          <w:hyperlink w:anchor="_Toc228555696" w:history="1">
+          <w:hyperlink w:anchor="_Toc228949939" w:history="1">
             <w:r>
               <w:rPr>
                 <w:rStyle w:val="Hyperlink"/>
@@ -2234,7 +2226,7 @@
                 <w:noProof/>
                 <w:webHidden/>
               </w:rPr>
-              <w:instrText xml:space="preserve"> PAGEREF _Toc228555696 \h </w:instrText>
+              <w:instrText xml:space="preserve"> PAGEREF _Toc228949939 \h </w:instrText>
             </w:r>
             <w:r>
               <w:rPr>
@@ -2283,7 +2275,7 @@
               <w14:ligatures w14:val="standardContextual"/>
             </w:rPr>
           </w:pPr>
-          <w:hyperlink w:anchor="_Toc228555697" w:history="1">
+          <w:hyperlink w:anchor="_Toc228949940" w:history="1">
             <w:r>
               <w:rPr>
                 <w:rStyle w:val="Hyperlink"/>
@@ -2332,7 +2324,7 @@
                 <w:noProof/>
                 <w:webHidden/>
               </w:rPr>
-              <w:instrText xml:space="preserve"> PAGEREF _Toc228555697 \h </w:instrText>
+              <w:instrText xml:space="preserve"> PAGEREF _Toc228949940 \h </w:instrText>
             </w:r>
             <w:r>
               <w:rPr>
@@ -2381,7 +2373,7 @@
               <w14:ligatures w14:val="standardContextual"/>
             </w:rPr>
           </w:pPr>
-          <w:hyperlink w:anchor="_Toc228555698" w:history="1">
+          <w:hyperlink w:anchor="_Toc228949941" w:history="1">
             <w:r>
               <w:rPr>
                 <w:rStyle w:val="Hyperlink"/>
@@ -2430,7 +2422,7 @@
                 <w:noProof/>
                 <w:webHidden/>
               </w:rPr>
-              <w:instrText xml:space="preserve"> PAGEREF _Toc228555698 \h </w:instrText>
+              <w:instrText xml:space="preserve"> PAGEREF _Toc228949941 \h </w:instrText>
             </w:r>
             <w:r>
               <w:rPr>
@@ -2480,7 +2472,7 @@
               <w14:ligatures w14:val="standardContextual"/>
             </w:rPr>
           </w:pPr>
-          <w:hyperlink w:anchor="_Toc228555699" w:history="1">
+          <w:hyperlink w:anchor="_Toc228949942" w:history="1">
             <w:r>
               <w:rPr>
                 <w:rStyle w:val="Hyperlink"/>
@@ -2531,7 +2523,7 @@
                 <w:noProof/>
                 <w:webHidden/>
               </w:rPr>
-              <w:instrText xml:space="preserve"> PAGEREF _Toc228555699 \h </w:instrText>
+              <w:instrText xml:space="preserve"> PAGEREF _Toc228949942 \h </w:instrText>
             </w:r>
             <w:r>
               <w:rPr>
@@ -2580,7 +2572,7 @@
               <w14:ligatures w14:val="standardContextual"/>
             </w:rPr>
           </w:pPr>
-          <w:hyperlink w:anchor="_Toc228555700" w:history="1">
+          <w:hyperlink w:anchor="_Toc228949943" w:history="1">
             <w:r>
               <w:rPr>
                 <w:rStyle w:val="Hyperlink"/>
@@ -2629,7 +2621,7 @@
                 <w:noProof/>
                 <w:webHidden/>
               </w:rPr>
-              <w:instrText xml:space="preserve"> PAGEREF _Toc228555700 \h </w:instrText>
+              <w:instrText xml:space="preserve"> PAGEREF _Toc228949943 \h </w:instrText>
             </w:r>
             <w:r>
               <w:rPr>
@@ -2649,7 +2641,7 @@
                 <w:noProof/>
                 <w:webHidden/>
               </w:rPr>
-              <w:t>13</w:t>
+              <w:t>12</w:t>
             </w:r>
             <w:r>
               <w:rPr>
@@ -2678,7 +2670,7 @@
               <w14:ligatures w14:val="standardContextual"/>
             </w:rPr>
           </w:pPr>
-          <w:hyperlink w:anchor="_Toc228555701" w:history="1">
+          <w:hyperlink w:anchor="_Toc228949944" w:history="1">
             <w:r>
               <w:rPr>
                 <w:rStyle w:val="Hyperlink"/>
@@ -2727,7 +2719,7 @@
                 <w:noProof/>
                 <w:webHidden/>
               </w:rPr>
-              <w:instrText xml:space="preserve"> PAGEREF _Toc228555701 \h </w:instrText>
+              <w:instrText xml:space="preserve"> PAGEREF _Toc228949944 \h </w:instrText>
             </w:r>
             <w:r>
               <w:rPr>
@@ -2816,7 +2808,7 @@
           <w:rFonts w:ascii="Aptos" w:hAnsi="Aptos" w:cstheme="minorHAnsi"/>
         </w:rPr>
       </w:pPr>
-      <w:bookmarkStart w:id="2" w:name="_Toc228555670"/>
+      <w:bookmarkStart w:id="2" w:name="_Toc228949912"/>
       <w:r>
         <w:rPr>
           <w:rFonts w:ascii="Aptos" w:hAnsi="Aptos" w:cstheme="minorHAnsi"/>
@@ -2944,7 +2936,7 @@
         </w:rPr>
       </w:pPr>
       <w:bookmarkStart w:id="3" w:name="_Toc196989491"/>
-      <w:bookmarkStart w:id="4" w:name="_Toc228555671"/>
+      <w:bookmarkStart w:id="4" w:name="_Toc228949913"/>
       <w:r>
         <w:rPr>
           <w:rFonts w:ascii="Aptos" w:hAnsi="Aptos"/>
@@ -2966,7 +2958,7 @@
           <w:color w:val="4F49F5" w:themeColor="accent1"/>
         </w:rPr>
       </w:pPr>
-      <w:bookmarkStart w:id="5" w:name="_Toc228555672"/>
+      <w:bookmarkStart w:id="5" w:name="_Toc228949914"/>
       <w:r>
         <w:rPr>
           <w:rFonts w:ascii="Aptos" w:hAnsi="Aptos"/>
@@ -3183,7 +3175,29 @@
           <w:sz w:val="24"/>
           <w:szCs w:val="24"/>
         </w:rPr>
-        <w:t>Authentication Attempt - Default Account, FortiGate Successful Login, User Account Modified, Monitor for keylogging activity, Incidents Summary Alert</w:t>
+        <w:t xml:space="preserve">Authentication Attempt - Default Account, FortiGate Successful Login, User Account Modified, </w:t>
+      </w:r>
+      <w:proofErr w:type="gramStart"/>
+      <w:r>
+        <w:rPr>
+          <w:rFonts w:ascii="Aptos" w:hAnsi="Aptos" w:cstheme="minorHAnsi"/>
+          <w:b/>
+          <w:bCs/>
+          <w:sz w:val="24"/>
+          <w:szCs w:val="24"/>
+        </w:rPr>
+        <w:t>Monitor</w:t>
+      </w:r>
+      <w:proofErr w:type="gramEnd"/>
+      <w:r>
+        <w:rPr>
+          <w:rFonts w:ascii="Aptos" w:hAnsi="Aptos" w:cstheme="minorHAnsi"/>
+          <w:b/>
+          <w:bCs/>
+          <w:sz w:val="24"/>
+          <w:szCs w:val="24"/>
+        </w:rPr>
+        <w:t xml:space="preserve"> for keylogging activity, Incidents Summary Alert</w:t>
       </w:r>
       <w:r>
         <w:rPr>
@@ -3352,7 +3366,7 @@
           <w:color w:val="4F49F5" w:themeColor="accent1"/>
         </w:rPr>
       </w:pPr>
-      <w:bookmarkStart w:id="6" w:name="_Toc228555673"/>
+      <w:bookmarkStart w:id="6" w:name="_Toc228949915"/>
       <w:r>
         <w:rPr>
           <w:rFonts w:ascii="Aptos" w:hAnsi="Aptos"/>
@@ -3734,6 +3748,7 @@
           <w:szCs w:val="24"/>
         </w:rPr>
       </w:pPr>
+      <w:proofErr w:type="gramStart"/>
       <w:r>
         <w:rPr>
           <w:rFonts w:ascii="Aptos" w:hAnsi="Aptos" w:cstheme="minorHAnsi"/>
@@ -3744,6 +3759,7 @@
         </w:rPr>
         <w:t>Informational</w:t>
       </w:r>
+      <w:proofErr w:type="gramEnd"/>
       <w:r>
         <w:rPr>
           <w:rFonts w:ascii="Aptos" w:hAnsi="Aptos" w:cstheme="minorHAnsi"/>
@@ -4248,7 +4264,7 @@
           <w:rFonts w:ascii="Aptos" w:hAnsi="Aptos"/>
         </w:rPr>
       </w:pPr>
-      <w:bookmarkStart w:id="8" w:name="_Toc228555674"/>
+      <w:bookmarkStart w:id="8" w:name="_Toc228949916"/>
       <w:r>
         <w:rPr>
           <w:rFonts w:ascii="Aptos" w:hAnsi="Aptos"/>
@@ -4327,7 +4343,29 @@
           <w:sz w:val="24"/>
           <w:szCs w:val="24"/>
         </w:rPr>
-        <w:t xml:space="preserve">Authentication Attempt - Default Account, FortiGate Successful Login, User Account Modified, Monitor for </w:t>
+        <w:t xml:space="preserve">Authentication Attempt - Default Account, FortiGate Successful Login, User Account Modified, </w:t>
+      </w:r>
+      <w:proofErr w:type="gramStart"/>
+      <w:r>
+        <w:rPr>
+          <w:rFonts w:ascii="Aptos" w:hAnsi="Aptos" w:cstheme="minorHAnsi"/>
+          <w:b/>
+          <w:bCs/>
+          <w:sz w:val="24"/>
+          <w:szCs w:val="24"/>
+        </w:rPr>
+        <w:t>Monitor</w:t>
+      </w:r>
+      <w:proofErr w:type="gramEnd"/>
+      <w:r>
+        <w:rPr>
+          <w:rFonts w:ascii="Aptos" w:hAnsi="Aptos" w:cstheme="minorHAnsi"/>
+          <w:b/>
+          <w:bCs/>
+          <w:sz w:val="24"/>
+          <w:szCs w:val="24"/>
+        </w:rPr>
+        <w:t xml:space="preserve"> for </w:t>
       </w:r>
       <w:r>
         <w:rPr>
@@ -4652,15 +4690,7 @@
           <w:sz w:val="24"/>
           <w:szCs w:val="24"/>
         </w:rPr>
-        <w:t>6</w:t>
-      </w:r>
-      <w:r>
-        <w:rPr>
-          <w:rFonts w:ascii="Aptos" w:hAnsi="Aptos"/>
-          <w:sz w:val="24"/>
-          <w:szCs w:val="24"/>
-        </w:rPr>
-        <w:t>8</w:t>
+        <w:t>68</w:t>
       </w:r>
     </w:p>
     <w:p>
@@ -4818,7 +4848,7 @@
           <w:rFonts w:ascii="Aptos" w:hAnsi="Aptos"/>
         </w:rPr>
       </w:pPr>
-      <w:bookmarkStart w:id="9" w:name="_Toc228555675"/>
+      <w:bookmarkStart w:id="9" w:name="_Toc228949917"/>
       <w:r>
         <w:rPr>
           <w:rFonts w:ascii="Aptos" w:hAnsi="Aptos"/>
@@ -4881,15 +4911,27 @@
         </w:rPr>
         <w:t>“</w:t>
       </w:r>
-      <w:r>
-        <w:rPr>
-          <w:rFonts w:ascii="Aptos" w:hAnsi="Aptos"/>
-          <w:b/>
-          <w:bCs/>
-          <w:sz w:val="24"/>
-          <w:szCs w:val="24"/>
-        </w:rPr>
-        <w:t>Non Domain Controller Active Directory Replication</w:t>
+      <w:proofErr w:type="gramStart"/>
+      <w:r>
+        <w:rPr>
+          <w:rFonts w:ascii="Aptos" w:hAnsi="Aptos"/>
+          <w:b/>
+          <w:bCs/>
+          <w:sz w:val="24"/>
+          <w:szCs w:val="24"/>
+        </w:rPr>
+        <w:t>Non Domain</w:t>
+      </w:r>
+      <w:proofErr w:type="gramEnd"/>
+      <w:r>
+        <w:rPr>
+          <w:rFonts w:ascii="Aptos" w:hAnsi="Aptos"/>
+          <w:b/>
+          <w:bCs/>
+          <w:sz w:val="24"/>
+          <w:szCs w:val="24"/>
+        </w:rPr>
+        <w:t xml:space="preserve"> Controller Active Directory Replication</w:t>
       </w:r>
       <w:r>
         <w:rPr>
@@ -5026,7 +5068,7 @@
           <w:rFonts w:ascii="Aptos" w:hAnsi="Aptos" w:cstheme="minorHAnsi"/>
         </w:rPr>
       </w:pPr>
-      <w:bookmarkStart w:id="19" w:name="_Toc228555676"/>
+      <w:bookmarkStart w:id="19" w:name="_Toc228949918"/>
       <w:r>
         <w:rPr>
           <w:rFonts w:ascii="Aptos" w:hAnsi="Aptos" w:cstheme="minorHAnsi"/>
@@ -5070,7 +5112,7 @@
       </w:pPr>
       <w:bookmarkStart w:id="27" w:name="_Toc189744872"/>
       <w:bookmarkStart w:id="28" w:name="_Toc196989493"/>
-      <w:bookmarkStart w:id="29" w:name="_Toc228555677"/>
+      <w:bookmarkStart w:id="29" w:name="_Toc228949919"/>
       <w:r>
         <w:rPr>
           <w:rFonts w:ascii="Aptos" w:hAnsi="Aptos"/>
@@ -5412,14 +5454,23 @@
           <w:sz w:val="24"/>
           <w:szCs w:val="28"/>
         </w:rPr>
-        <w:t xml:space="preserve"> and automatically</w:t>
-      </w:r>
+        <w:t xml:space="preserve"> and </w:t>
+      </w:r>
+      <w:proofErr w:type="gramStart"/>
       <w:r>
         <w:rPr>
           <w:rFonts w:ascii="Aptos" w:hAnsi="Aptos"/>
           <w:sz w:val="24"/>
           <w:szCs w:val="28"/>
         </w:rPr>
+        <w:t>automatically</w:t>
+      </w:r>
+      <w:r>
+        <w:rPr>
+          <w:rFonts w:ascii="Aptos" w:hAnsi="Aptos"/>
+          <w:sz w:val="24"/>
+          <w:szCs w:val="28"/>
+        </w:rPr>
         <w:t>-</w:t>
       </w:r>
       <w:r>
@@ -5428,7 +5479,16 @@
           <w:sz w:val="24"/>
           <w:szCs w:val="28"/>
         </w:rPr>
-        <w:t xml:space="preserve">addressed </w:t>
+        <w:t>addressed</w:t>
+      </w:r>
+      <w:proofErr w:type="gramEnd"/>
+      <w:r>
+        <w:rPr>
+          <w:rFonts w:ascii="Aptos" w:hAnsi="Aptos"/>
+          <w:sz w:val="24"/>
+          <w:szCs w:val="28"/>
+        </w:rPr>
+        <w:t xml:space="preserve"> </w:t>
       </w:r>
       <w:r>
         <w:rPr>
@@ -5531,7 +5591,7 @@
       <w:bookmarkStart w:id="36" w:name="_Toc168590856"/>
       <w:bookmarkStart w:id="37" w:name="_Toc189744873"/>
       <w:bookmarkStart w:id="38" w:name="_Toc196989494"/>
-      <w:bookmarkStart w:id="39" w:name="_Toc228555678"/>
+      <w:bookmarkStart w:id="39" w:name="_Toc228949920"/>
       <w:r>
         <w:rPr>
           <w:rFonts w:ascii="Aptos" w:hAnsi="Aptos"/>
@@ -5725,12 +5785,26 @@
       <w:bookmarkStart w:id="46" w:name="_Toc168590857"/>
       <w:bookmarkStart w:id="47" w:name="_Toc189744874"/>
       <w:bookmarkStart w:id="48" w:name="_Toc196989495"/>
-      <w:bookmarkStart w:id="49" w:name="_Toc228555679"/>
-      <w:r>
-        <w:rPr>
-          <w:rFonts w:ascii="Aptos" w:hAnsi="Aptos"/>
-        </w:rPr>
-        <w:t>Mean Time To Detect (MTTD)</w:t>
+      <w:bookmarkStart w:id="49" w:name="_Toc228949921"/>
+      <w:r>
+        <w:rPr>
+          <w:rFonts w:ascii="Aptos" w:hAnsi="Aptos"/>
+        </w:rPr>
+        <w:t xml:space="preserve">Mean Time </w:t>
+      </w:r>
+      <w:proofErr w:type="gramStart"/>
+      <w:r>
+        <w:rPr>
+          <w:rFonts w:ascii="Aptos" w:hAnsi="Aptos"/>
+        </w:rPr>
+        <w:t>To</w:t>
+      </w:r>
+      <w:proofErr w:type="gramEnd"/>
+      <w:r>
+        <w:rPr>
+          <w:rFonts w:ascii="Aptos" w:hAnsi="Aptos"/>
+        </w:rPr>
+        <w:t xml:space="preserve"> Detect (MTTD)</w:t>
       </w:r>
       <w:bookmarkEnd w:id="40"/>
       <w:bookmarkEnd w:id="41"/>
@@ -6306,7 +6380,7 @@
           <w:rFonts w:ascii="Aptos" w:hAnsi="Aptos"/>
         </w:rPr>
       </w:pPr>
-      <w:bookmarkStart w:id="59" w:name="_Toc228555680"/>
+      <w:bookmarkStart w:id="59" w:name="_Toc228949922"/>
       <w:r>
         <w:rPr>
           <w:rFonts w:ascii="Aptos" w:hAnsi="Aptos"/>
@@ -6344,7 +6418,7 @@
       </w:pPr>
       <w:bookmarkStart w:id="67" w:name="_Toc189744876"/>
       <w:bookmarkStart w:id="68" w:name="_Toc196989497"/>
-      <w:bookmarkStart w:id="69" w:name="_Toc228555681"/>
+      <w:bookmarkStart w:id="69" w:name="_Toc228949923"/>
       <w:r>
         <w:rPr>
           <w:rFonts w:ascii="Aptos" w:hAnsi="Aptos"/>
@@ -6931,6 +7005,7 @@
                 <w:szCs w:val="28"/>
               </w:rPr>
             </w:pPr>
+            <w:proofErr w:type="gramStart"/>
             <w:r>
               <w:rPr>
                 <w:rFonts w:ascii="Aptos" w:hAnsi="Aptos"/>
@@ -6940,7 +7015,18 @@
                 <w:szCs w:val="28"/>
               </w:rPr>
               <w:lastRenderedPageBreak/>
-              <w:t>Non Domain Controller Active Directory Replication</w:t>
+              <w:t>Non Domain</w:t>
+            </w:r>
+            <w:proofErr w:type="gramEnd"/>
+            <w:r>
+              <w:rPr>
+                <w:rFonts w:ascii="Aptos" w:hAnsi="Aptos"/>
+                <w:b w:val="0"/>
+                <w:bCs/>
+                <w:sz w:val="24"/>
+                <w:szCs w:val="28"/>
+              </w:rPr>
+              <w:t xml:space="preserve"> Controller Active Directory Replication</w:t>
             </w:r>
           </w:p>
         </w:tc>
@@ -7284,7 +7370,7 @@
           <w:sz w:val="24"/>
         </w:rPr>
       </w:pPr>
-      <w:bookmarkStart w:id="70" w:name="_Toc228555682"/>
+      <w:bookmarkStart w:id="70" w:name="_Toc228949924"/>
       <w:r>
         <w:rPr>
           <w:rFonts w:ascii="Aptos" w:hAnsi="Aptos"/>
@@ -7366,6 +7452,7 @@
       <w:bookmarkStart w:id="79" w:name="_Toc225963907"/>
       <w:bookmarkStart w:id="80" w:name="_Toc226360103"/>
       <w:bookmarkStart w:id="81" w:name="_Toc228555683"/>
+      <w:bookmarkStart w:id="82" w:name="_Toc228949925"/>
       <w:r>
         <w:rPr>
           <w:rStyle w:val="Strong"/>
@@ -7404,6 +7491,7 @@
       <w:bookmarkEnd w:id="79"/>
       <w:bookmarkEnd w:id="80"/>
       <w:bookmarkEnd w:id="81"/>
+      <w:bookmarkEnd w:id="82"/>
     </w:p>
     <w:p>
       <w:pPr>
@@ -7487,17 +7575,18 @@
           <w:rFonts w:ascii="Aptos" w:hAnsi="Aptos"/>
         </w:rPr>
       </w:pPr>
-      <w:bookmarkStart w:id="82" w:name="_Toc210356621"/>
-      <w:bookmarkStart w:id="83" w:name="_Toc212860017"/>
-      <w:bookmarkStart w:id="84" w:name="_Toc215610309"/>
-      <w:bookmarkStart w:id="85" w:name="_Toc218266070"/>
-      <w:bookmarkStart w:id="86" w:name="_Toc220851298"/>
-      <w:bookmarkStart w:id="87" w:name="_Toc223285248"/>
-      <w:bookmarkStart w:id="88" w:name="_Toc223344426"/>
-      <w:bookmarkStart w:id="89" w:name="_Toc223621895"/>
-      <w:bookmarkStart w:id="90" w:name="_Toc225963910"/>
-      <w:bookmarkStart w:id="91" w:name="_Toc226360106"/>
-      <w:bookmarkStart w:id="92" w:name="_Toc228555684"/>
+      <w:bookmarkStart w:id="83" w:name="_Toc210356621"/>
+      <w:bookmarkStart w:id="84" w:name="_Toc212860017"/>
+      <w:bookmarkStart w:id="85" w:name="_Toc215610309"/>
+      <w:bookmarkStart w:id="86" w:name="_Toc218266070"/>
+      <w:bookmarkStart w:id="87" w:name="_Toc220851298"/>
+      <w:bookmarkStart w:id="88" w:name="_Toc223285248"/>
+      <w:bookmarkStart w:id="89" w:name="_Toc223344426"/>
+      <w:bookmarkStart w:id="90" w:name="_Toc223621895"/>
+      <w:bookmarkStart w:id="91" w:name="_Toc225963910"/>
+      <w:bookmarkStart w:id="92" w:name="_Toc226360106"/>
+      <w:bookmarkStart w:id="93" w:name="_Toc228555684"/>
+      <w:bookmarkStart w:id="94" w:name="_Toc228949926"/>
       <w:r>
         <w:rPr>
           <w:rStyle w:val="Strong"/>
@@ -7525,7 +7614,6 @@
         </w:rPr>
         <w:t xml:space="preserve"> Incidents)</w:t>
       </w:r>
-      <w:bookmarkEnd w:id="82"/>
       <w:bookmarkEnd w:id="83"/>
       <w:bookmarkEnd w:id="84"/>
       <w:bookmarkEnd w:id="85"/>
@@ -7536,6 +7624,8 @@
       <w:bookmarkEnd w:id="90"/>
       <w:bookmarkEnd w:id="91"/>
       <w:bookmarkEnd w:id="92"/>
+      <w:bookmarkEnd w:id="93"/>
+      <w:bookmarkEnd w:id="94"/>
     </w:p>
     <w:p>
       <w:pPr>
@@ -7599,16 +7689,17 @@
           <w:rFonts w:ascii="Aptos" w:hAnsi="Aptos"/>
         </w:rPr>
       </w:pPr>
-      <w:bookmarkStart w:id="93" w:name="_Toc212860020"/>
-      <w:bookmarkStart w:id="94" w:name="_Toc215610312"/>
-      <w:bookmarkStart w:id="95" w:name="_Toc218266073"/>
-      <w:bookmarkStart w:id="96" w:name="_Toc220851301"/>
-      <w:bookmarkStart w:id="97" w:name="_Toc223285251"/>
-      <w:bookmarkStart w:id="98" w:name="_Toc223344427"/>
-      <w:bookmarkStart w:id="99" w:name="_Toc223621896"/>
-      <w:bookmarkStart w:id="100" w:name="_Toc225963908"/>
-      <w:bookmarkStart w:id="101" w:name="_Toc226360104"/>
-      <w:bookmarkStart w:id="102" w:name="_Toc228555685"/>
+      <w:bookmarkStart w:id="95" w:name="_Toc212860020"/>
+      <w:bookmarkStart w:id="96" w:name="_Toc215610312"/>
+      <w:bookmarkStart w:id="97" w:name="_Toc218266073"/>
+      <w:bookmarkStart w:id="98" w:name="_Toc220851301"/>
+      <w:bookmarkStart w:id="99" w:name="_Toc223285251"/>
+      <w:bookmarkStart w:id="100" w:name="_Toc223344427"/>
+      <w:bookmarkStart w:id="101" w:name="_Toc223621896"/>
+      <w:bookmarkStart w:id="102" w:name="_Toc225963908"/>
+      <w:bookmarkStart w:id="103" w:name="_Toc226360104"/>
+      <w:bookmarkStart w:id="104" w:name="_Toc228555685"/>
+      <w:bookmarkStart w:id="105" w:name="_Toc228949927"/>
       <w:r>
         <w:rPr>
           <w:rStyle w:val="Strong"/>
@@ -7636,8 +7727,6 @@
         </w:rPr>
         <w:t xml:space="preserve"> Incidents)</w:t>
       </w:r>
-      <w:bookmarkEnd w:id="93"/>
-      <w:bookmarkEnd w:id="94"/>
       <w:bookmarkEnd w:id="95"/>
       <w:bookmarkEnd w:id="96"/>
       <w:bookmarkEnd w:id="97"/>
@@ -7646,6 +7735,9 @@
       <w:bookmarkEnd w:id="100"/>
       <w:bookmarkEnd w:id="101"/>
       <w:bookmarkEnd w:id="102"/>
+      <w:bookmarkEnd w:id="103"/>
+      <w:bookmarkEnd w:id="104"/>
+      <w:bookmarkEnd w:id="105"/>
     </w:p>
     <w:p>
       <w:pPr>
@@ -7723,17 +7815,18 @@
           <w:rFonts w:ascii="Aptos" w:hAnsi="Aptos"/>
         </w:rPr>
       </w:pPr>
-      <w:bookmarkStart w:id="103" w:name="_Toc210356626"/>
-      <w:bookmarkStart w:id="104" w:name="_Toc212860023"/>
-      <w:bookmarkStart w:id="105" w:name="_Toc215610315"/>
-      <w:bookmarkStart w:id="106" w:name="_Toc218266075"/>
-      <w:bookmarkStart w:id="107" w:name="_Toc220851303"/>
-      <w:bookmarkStart w:id="108" w:name="_Toc223285253"/>
-      <w:bookmarkStart w:id="109" w:name="_Toc223344429"/>
-      <w:bookmarkStart w:id="110" w:name="_Toc223621898"/>
-      <w:bookmarkStart w:id="111" w:name="_Toc225963914"/>
-      <w:bookmarkStart w:id="112" w:name="_Toc226360110"/>
-      <w:bookmarkStart w:id="113" w:name="_Toc228555686"/>
+      <w:bookmarkStart w:id="106" w:name="_Toc210356626"/>
+      <w:bookmarkStart w:id="107" w:name="_Toc212860023"/>
+      <w:bookmarkStart w:id="108" w:name="_Toc215610315"/>
+      <w:bookmarkStart w:id="109" w:name="_Toc218266075"/>
+      <w:bookmarkStart w:id="110" w:name="_Toc220851303"/>
+      <w:bookmarkStart w:id="111" w:name="_Toc223285253"/>
+      <w:bookmarkStart w:id="112" w:name="_Toc223344429"/>
+      <w:bookmarkStart w:id="113" w:name="_Toc223621898"/>
+      <w:bookmarkStart w:id="114" w:name="_Toc225963914"/>
+      <w:bookmarkStart w:id="115" w:name="_Toc226360110"/>
+      <w:bookmarkStart w:id="116" w:name="_Toc228555686"/>
+      <w:bookmarkStart w:id="117" w:name="_Toc228949928"/>
       <w:r>
         <w:rPr>
           <w:rStyle w:val="Strong"/>
@@ -7770,9 +7863,6 @@
         </w:rPr>
         <w:t xml:space="preserve"> Incidents)</w:t>
       </w:r>
-      <w:bookmarkEnd w:id="103"/>
-      <w:bookmarkEnd w:id="104"/>
-      <w:bookmarkEnd w:id="105"/>
       <w:bookmarkEnd w:id="106"/>
       <w:bookmarkEnd w:id="107"/>
       <w:bookmarkEnd w:id="108"/>
@@ -7781,405 +7871,320 @@
       <w:bookmarkEnd w:id="111"/>
       <w:bookmarkEnd w:id="112"/>
       <w:bookmarkEnd w:id="113"/>
-    </w:p>
-    <w:p>
-      <w:pPr>
-        <w:ind w:left="720"/>
-        <w:jc w:val="both"/>
-        <w:rPr>
-          <w:rStyle w:val="Strong"/>
-          <w:rFonts w:ascii="Aptos" w:hAnsi="Aptos"/>
-          <w:b w:val="0"/>
-          <w:bCs w:val="0"/>
-          <w:sz w:val="24"/>
-          <w:szCs w:val="24"/>
-        </w:rPr>
-      </w:pPr>
-      <w:r>
-        <w:rPr>
-          <w:rStyle w:val="Strong"/>
-          <w:rFonts w:ascii="Aptos" w:hAnsi="Aptos"/>
-          <w:sz w:val="24"/>
-          <w:szCs w:val="24"/>
-        </w:rPr>
-        <w:lastRenderedPageBreak/>
-        <w:t>Description</w:t>
-      </w:r>
-      <w:r>
-        <w:rPr>
-          <w:rStyle w:val="Strong"/>
-          <w:rFonts w:ascii="Aptos" w:hAnsi="Aptos"/>
-          <w:b w:val="0"/>
-          <w:bCs w:val="0"/>
-          <w:sz w:val="24"/>
-          <w:szCs w:val="24"/>
-        </w:rPr>
-        <w:t xml:space="preserve">: </w:t>
-      </w:r>
-      <w:r>
-        <w:rPr>
-          <w:rFonts w:ascii="Aptos" w:hAnsi="Aptos"/>
-          <w:sz w:val="24"/>
-          <w:szCs w:val="24"/>
-        </w:rPr>
-        <w:t>This rule detects keylogging activity from Servers within the Environment</w:t>
-      </w:r>
-      <w:r>
-        <w:rPr>
-          <w:rFonts w:ascii="Aptos" w:hAnsi="Aptos"/>
-          <w:sz w:val="24"/>
-          <w:szCs w:val="24"/>
-        </w:rPr>
-        <w:t>.</w:t>
-      </w:r>
-    </w:p>
-    <w:p>
-      <w:pPr>
-        <w:ind w:left="720"/>
-        <w:jc w:val="both"/>
-        <w:rPr>
-          <w:rFonts w:ascii="Aptos" w:hAnsi="Aptos"/>
-          <w:sz w:val="24"/>
-          <w:szCs w:val="24"/>
-        </w:rPr>
-      </w:pPr>
-      <w:r>
-        <w:rPr>
-          <w:rStyle w:val="Strong"/>
-          <w:rFonts w:ascii="Aptos" w:hAnsi="Aptos"/>
-          <w:sz w:val="24"/>
-          <w:szCs w:val="24"/>
-        </w:rPr>
-        <w:t>Feedback</w:t>
-      </w:r>
-      <w:r>
-        <w:rPr>
-          <w:rStyle w:val="Strong"/>
-          <w:rFonts w:ascii="Aptos" w:hAnsi="Aptos"/>
-          <w:b w:val="0"/>
-          <w:bCs w:val="0"/>
-          <w:sz w:val="24"/>
-          <w:szCs w:val="24"/>
-        </w:rPr>
-        <w:t xml:space="preserve">: </w:t>
-      </w:r>
-      <w:r>
-        <w:rPr>
-          <w:rFonts w:ascii="Aptos" w:hAnsi="Aptos"/>
-          <w:sz w:val="24"/>
-          <w:szCs w:val="24"/>
-        </w:rPr>
-        <w:t>These were triggered from legitimate users who logged in a PRTG application and no malicious activity was found</w:t>
-      </w:r>
-      <w:r>
-        <w:rPr>
-          <w:rStyle w:val="Strong"/>
-          <w:rFonts w:ascii="Aptos" w:hAnsi="Aptos"/>
-          <w:b w:val="0"/>
-          <w:bCs w:val="0"/>
-          <w:sz w:val="24"/>
-          <w:szCs w:val="24"/>
-        </w:rPr>
-        <w:t>.</w:t>
-      </w:r>
-    </w:p>
-    <w:p>
-      <w:pPr>
-        <w:pStyle w:val="ListParagraph"/>
-        <w:rPr>
-          <w:rFonts w:ascii="Aptos" w:hAnsi="Aptos"/>
-        </w:rPr>
-      </w:pPr>
-      <w:bookmarkStart w:id="114" w:name="_Toc218266077"/>
-      <w:bookmarkStart w:id="115" w:name="_Toc220851304"/>
-      <w:bookmarkStart w:id="116" w:name="_Toc223285254"/>
-      <w:bookmarkStart w:id="117" w:name="_Toc223344431"/>
-      <w:bookmarkStart w:id="118" w:name="_Toc223621900"/>
-      <w:bookmarkStart w:id="119" w:name="_Toc225963909"/>
-      <w:bookmarkStart w:id="120" w:name="_Toc226360105"/>
-      <w:bookmarkStart w:id="121" w:name="_Toc228555687"/>
-      <w:r>
-        <w:rPr>
-          <w:rStyle w:val="Strong"/>
-          <w:rFonts w:ascii="Aptos" w:hAnsi="Aptos"/>
-          <w:b/>
-          <w:bCs/>
-        </w:rPr>
-        <w:t>Incident Summary Alert (</w:t>
-      </w:r>
-      <w:r>
-        <w:rPr>
-          <w:rStyle w:val="Strong"/>
-          <w:rFonts w:ascii="Aptos" w:hAnsi="Aptos"/>
-          <w:b/>
-          <w:bCs/>
-        </w:rPr>
-        <w:t>60</w:t>
-      </w:r>
-      <w:r>
-        <w:rPr>
-          <w:rStyle w:val="Strong"/>
-          <w:rFonts w:ascii="Aptos" w:hAnsi="Aptos"/>
-          <w:b/>
-          <w:bCs/>
-        </w:rPr>
-        <w:t xml:space="preserve"> Incidents)</w:t>
-      </w:r>
       <w:bookmarkEnd w:id="114"/>
       <w:bookmarkEnd w:id="115"/>
       <w:bookmarkEnd w:id="116"/>
       <w:bookmarkEnd w:id="117"/>
+    </w:p>
+    <w:p>
+      <w:pPr>
+        <w:ind w:left="720"/>
+        <w:jc w:val="both"/>
+        <w:rPr>
+          <w:rStyle w:val="Strong"/>
+          <w:rFonts w:ascii="Aptos" w:hAnsi="Aptos"/>
+          <w:b w:val="0"/>
+          <w:bCs w:val="0"/>
+          <w:sz w:val="24"/>
+          <w:szCs w:val="24"/>
+        </w:rPr>
+      </w:pPr>
+      <w:r>
+        <w:rPr>
+          <w:rStyle w:val="Strong"/>
+          <w:rFonts w:ascii="Aptos" w:hAnsi="Aptos"/>
+          <w:sz w:val="24"/>
+          <w:szCs w:val="24"/>
+        </w:rPr>
+        <w:lastRenderedPageBreak/>
+        <w:t>Description</w:t>
+      </w:r>
+      <w:r>
+        <w:rPr>
+          <w:rStyle w:val="Strong"/>
+          <w:rFonts w:ascii="Aptos" w:hAnsi="Aptos"/>
+          <w:b w:val="0"/>
+          <w:bCs w:val="0"/>
+          <w:sz w:val="24"/>
+          <w:szCs w:val="24"/>
+        </w:rPr>
+        <w:t xml:space="preserve">: </w:t>
+      </w:r>
+      <w:r>
+        <w:rPr>
+          <w:rFonts w:ascii="Aptos" w:hAnsi="Aptos"/>
+          <w:sz w:val="24"/>
+          <w:szCs w:val="24"/>
+        </w:rPr>
+        <w:t>This rule detects keylogging activity from Servers within the Environment</w:t>
+      </w:r>
+      <w:r>
+        <w:rPr>
+          <w:rFonts w:ascii="Aptos" w:hAnsi="Aptos"/>
+          <w:sz w:val="24"/>
+          <w:szCs w:val="24"/>
+        </w:rPr>
+        <w:t>.</w:t>
+      </w:r>
+    </w:p>
+    <w:p>
+      <w:pPr>
+        <w:ind w:left="720"/>
+        <w:jc w:val="both"/>
+        <w:rPr>
+          <w:rFonts w:ascii="Aptos" w:hAnsi="Aptos"/>
+          <w:sz w:val="24"/>
+          <w:szCs w:val="24"/>
+        </w:rPr>
+      </w:pPr>
+      <w:r>
+        <w:rPr>
+          <w:rStyle w:val="Strong"/>
+          <w:rFonts w:ascii="Aptos" w:hAnsi="Aptos"/>
+          <w:sz w:val="24"/>
+          <w:szCs w:val="24"/>
+        </w:rPr>
+        <w:t>Feedback</w:t>
+      </w:r>
+      <w:r>
+        <w:rPr>
+          <w:rStyle w:val="Strong"/>
+          <w:rFonts w:ascii="Aptos" w:hAnsi="Aptos"/>
+          <w:b w:val="0"/>
+          <w:bCs w:val="0"/>
+          <w:sz w:val="24"/>
+          <w:szCs w:val="24"/>
+        </w:rPr>
+        <w:t xml:space="preserve">: </w:t>
+      </w:r>
+      <w:r>
+        <w:rPr>
+          <w:rFonts w:ascii="Aptos" w:hAnsi="Aptos"/>
+          <w:sz w:val="24"/>
+          <w:szCs w:val="24"/>
+        </w:rPr>
+        <w:t xml:space="preserve">These were triggered </w:t>
+      </w:r>
+      <w:proofErr w:type="gramStart"/>
+      <w:r>
+        <w:rPr>
+          <w:rFonts w:ascii="Aptos" w:hAnsi="Aptos"/>
+          <w:sz w:val="24"/>
+          <w:szCs w:val="24"/>
+        </w:rPr>
+        <w:t>from</w:t>
+      </w:r>
+      <w:proofErr w:type="gramEnd"/>
+      <w:r>
+        <w:rPr>
+          <w:rFonts w:ascii="Aptos" w:hAnsi="Aptos"/>
+          <w:sz w:val="24"/>
+          <w:szCs w:val="24"/>
+        </w:rPr>
+        <w:t xml:space="preserve"> legitimate users who logged </w:t>
+      </w:r>
+      <w:proofErr w:type="gramStart"/>
+      <w:r>
+        <w:rPr>
+          <w:rFonts w:ascii="Aptos" w:hAnsi="Aptos"/>
+          <w:sz w:val="24"/>
+          <w:szCs w:val="24"/>
+        </w:rPr>
+        <w:t>in</w:t>
+      </w:r>
+      <w:proofErr w:type="gramEnd"/>
+      <w:r>
+        <w:rPr>
+          <w:rFonts w:ascii="Aptos" w:hAnsi="Aptos"/>
+          <w:sz w:val="24"/>
+          <w:szCs w:val="24"/>
+        </w:rPr>
+        <w:t xml:space="preserve"> a PRTG </w:t>
+      </w:r>
+      <w:proofErr w:type="gramStart"/>
+      <w:r>
+        <w:rPr>
+          <w:rFonts w:ascii="Aptos" w:hAnsi="Aptos"/>
+          <w:sz w:val="24"/>
+          <w:szCs w:val="24"/>
+        </w:rPr>
+        <w:t>application</w:t>
+      </w:r>
+      <w:proofErr w:type="gramEnd"/>
+      <w:r>
+        <w:rPr>
+          <w:rFonts w:ascii="Aptos" w:hAnsi="Aptos"/>
+          <w:sz w:val="24"/>
+          <w:szCs w:val="24"/>
+        </w:rPr>
+        <w:t xml:space="preserve"> and no malicious activity was found</w:t>
+      </w:r>
+      <w:r>
+        <w:rPr>
+          <w:rStyle w:val="Strong"/>
+          <w:rFonts w:ascii="Aptos" w:hAnsi="Aptos"/>
+          <w:b w:val="0"/>
+          <w:bCs w:val="0"/>
+          <w:sz w:val="24"/>
+          <w:szCs w:val="24"/>
+        </w:rPr>
+        <w:t>.</w:t>
+      </w:r>
+    </w:p>
+    <w:p>
+      <w:pPr>
+        <w:pStyle w:val="ListParagraph"/>
+        <w:rPr>
+          <w:rFonts w:ascii="Aptos" w:hAnsi="Aptos"/>
+        </w:rPr>
+      </w:pPr>
+      <w:bookmarkStart w:id="118" w:name="_Toc218266077"/>
+      <w:bookmarkStart w:id="119" w:name="_Toc220851304"/>
+      <w:bookmarkStart w:id="120" w:name="_Toc223285254"/>
+      <w:bookmarkStart w:id="121" w:name="_Toc223344431"/>
+      <w:bookmarkStart w:id="122" w:name="_Toc223621900"/>
+      <w:bookmarkStart w:id="123" w:name="_Toc225963909"/>
+      <w:bookmarkStart w:id="124" w:name="_Toc226360105"/>
+      <w:bookmarkStart w:id="125" w:name="_Toc228555687"/>
+      <w:bookmarkStart w:id="126" w:name="_Toc228949929"/>
+      <w:r>
+        <w:rPr>
+          <w:rStyle w:val="Strong"/>
+          <w:rFonts w:ascii="Aptos" w:hAnsi="Aptos"/>
+          <w:b/>
+          <w:bCs/>
+        </w:rPr>
+        <w:t>Incident Summary Alert (</w:t>
+      </w:r>
+      <w:r>
+        <w:rPr>
+          <w:rStyle w:val="Strong"/>
+          <w:rFonts w:ascii="Aptos" w:hAnsi="Aptos"/>
+          <w:b/>
+          <w:bCs/>
+        </w:rPr>
+        <w:t>60</w:t>
+      </w:r>
+      <w:r>
+        <w:rPr>
+          <w:rStyle w:val="Strong"/>
+          <w:rFonts w:ascii="Aptos" w:hAnsi="Aptos"/>
+          <w:b/>
+          <w:bCs/>
+        </w:rPr>
+        <w:t xml:space="preserve"> Incidents)</w:t>
+      </w:r>
       <w:bookmarkEnd w:id="118"/>
       <w:bookmarkEnd w:id="119"/>
       <w:bookmarkEnd w:id="120"/>
       <w:bookmarkEnd w:id="121"/>
-    </w:p>
-    <w:p>
-      <w:pPr>
-        <w:ind w:left="720"/>
-        <w:rPr>
-          <w:rFonts w:ascii="Aptos" w:hAnsi="Aptos"/>
-          <w:sz w:val="24"/>
-          <w:szCs w:val="24"/>
-        </w:rPr>
-      </w:pPr>
-      <w:r>
-        <w:rPr>
-          <w:rStyle w:val="Strong"/>
-          <w:rFonts w:ascii="Aptos" w:hAnsi="Aptos" w:cs="Arial"/>
-          <w:sz w:val="24"/>
-          <w:szCs w:val="24"/>
-        </w:rPr>
-        <w:t>Description:</w:t>
-      </w:r>
-      <w:r>
-        <w:rPr>
-          <w:rFonts w:ascii="Aptos" w:hAnsi="Aptos"/>
-          <w:b/>
-          <w:bCs/>
-          <w:sz w:val="24"/>
-          <w:szCs w:val="24"/>
-        </w:rPr>
-        <w:t xml:space="preserve"> </w:t>
-      </w:r>
-      <w:r>
-        <w:rPr>
-          <w:rFonts w:ascii="Aptos" w:hAnsi="Aptos"/>
-          <w:sz w:val="24"/>
-          <w:szCs w:val="24"/>
-        </w:rPr>
-        <w:t>This rule produces a summary count of incidents generated in the past 12hrs.</w:t>
-      </w:r>
-      <w:r>
-        <w:rPr>
-          <w:rFonts w:ascii="Aptos" w:hAnsi="Aptos"/>
-          <w:sz w:val="24"/>
-          <w:szCs w:val="24"/>
-        </w:rPr>
-        <w:t xml:space="preserve"> </w:t>
-      </w:r>
-    </w:p>
-    <w:p>
-      <w:pPr>
-        <w:pStyle w:val="ListParagraph"/>
-        <w:rPr>
-          <w:rFonts w:ascii="Aptos" w:hAnsi="Aptos"/>
-        </w:rPr>
-      </w:pPr>
-      <w:bookmarkStart w:id="122" w:name="_Toc212860021"/>
-      <w:bookmarkStart w:id="123" w:name="_Toc215610313"/>
-      <w:bookmarkStart w:id="124" w:name="_Toc218266072"/>
-      <w:bookmarkStart w:id="125" w:name="_Toc220851300"/>
-      <w:bookmarkStart w:id="126" w:name="_Toc223285250"/>
-      <w:bookmarkStart w:id="127" w:name="_Toc223344433"/>
-      <w:bookmarkStart w:id="128" w:name="_Toc223621902"/>
-      <w:bookmarkStart w:id="129" w:name="_Toc225963912"/>
-      <w:bookmarkStart w:id="130" w:name="_Toc226360108"/>
-      <w:bookmarkStart w:id="131" w:name="_Toc228555688"/>
-      <w:r>
-        <w:rPr>
-          <w:rStyle w:val="Strong"/>
-          <w:rFonts w:ascii="Aptos" w:hAnsi="Aptos"/>
-          <w:b/>
-          <w:bCs/>
-        </w:rPr>
-        <w:t>FortiGate Logon Failure (</w:t>
-      </w:r>
-      <w:r>
-        <w:rPr>
-          <w:rStyle w:val="Strong"/>
-          <w:rFonts w:ascii="Aptos" w:hAnsi="Aptos"/>
-          <w:b/>
-          <w:bCs/>
-        </w:rPr>
-        <w:t>41</w:t>
-      </w:r>
-      <w:r>
-        <w:rPr>
-          <w:rStyle w:val="Strong"/>
-          <w:rFonts w:ascii="Aptos" w:hAnsi="Aptos"/>
-          <w:b/>
-          <w:bCs/>
-        </w:rPr>
-        <w:t xml:space="preserve"> Incidents)</w:t>
-      </w:r>
       <w:bookmarkEnd w:id="122"/>
       <w:bookmarkEnd w:id="123"/>
       <w:bookmarkEnd w:id="124"/>
       <w:bookmarkEnd w:id="125"/>
       <w:bookmarkEnd w:id="126"/>
+    </w:p>
+    <w:p>
+      <w:pPr>
+        <w:ind w:left="720"/>
+        <w:rPr>
+          <w:rFonts w:ascii="Aptos" w:hAnsi="Aptos"/>
+          <w:sz w:val="24"/>
+          <w:szCs w:val="24"/>
+        </w:rPr>
+      </w:pPr>
+      <w:r>
+        <w:rPr>
+          <w:rStyle w:val="Strong"/>
+          <w:rFonts w:ascii="Aptos" w:hAnsi="Aptos" w:cs="Arial"/>
+          <w:sz w:val="24"/>
+          <w:szCs w:val="24"/>
+        </w:rPr>
+        <w:t>Description:</w:t>
+      </w:r>
+      <w:r>
+        <w:rPr>
+          <w:rFonts w:ascii="Aptos" w:hAnsi="Aptos"/>
+          <w:b/>
+          <w:bCs/>
+          <w:sz w:val="24"/>
+          <w:szCs w:val="24"/>
+        </w:rPr>
+        <w:t xml:space="preserve"> </w:t>
+      </w:r>
+      <w:r>
+        <w:rPr>
+          <w:rFonts w:ascii="Aptos" w:hAnsi="Aptos"/>
+          <w:sz w:val="24"/>
+          <w:szCs w:val="24"/>
+        </w:rPr>
+        <w:t>This rule produces a summary count of incidents generated in the past 12hrs.</w:t>
+      </w:r>
+      <w:r>
+        <w:rPr>
+          <w:rFonts w:ascii="Aptos" w:hAnsi="Aptos"/>
+          <w:sz w:val="24"/>
+          <w:szCs w:val="24"/>
+        </w:rPr>
+        <w:t xml:space="preserve"> </w:t>
+      </w:r>
+    </w:p>
+    <w:p>
+      <w:pPr>
+        <w:pStyle w:val="ListParagraph"/>
+        <w:rPr>
+          <w:rFonts w:ascii="Aptos" w:hAnsi="Aptos"/>
+        </w:rPr>
+      </w:pPr>
+      <w:bookmarkStart w:id="127" w:name="_Toc212860021"/>
+      <w:bookmarkStart w:id="128" w:name="_Toc215610313"/>
+      <w:bookmarkStart w:id="129" w:name="_Toc218266072"/>
+      <w:bookmarkStart w:id="130" w:name="_Toc220851300"/>
+      <w:bookmarkStart w:id="131" w:name="_Toc223285250"/>
+      <w:bookmarkStart w:id="132" w:name="_Toc223344433"/>
+      <w:bookmarkStart w:id="133" w:name="_Toc223621902"/>
+      <w:bookmarkStart w:id="134" w:name="_Toc225963912"/>
+      <w:bookmarkStart w:id="135" w:name="_Toc226360108"/>
+      <w:bookmarkStart w:id="136" w:name="_Toc228555688"/>
+      <w:bookmarkStart w:id="137" w:name="_Toc228949930"/>
+      <w:r>
+        <w:rPr>
+          <w:rStyle w:val="Strong"/>
+          <w:rFonts w:ascii="Aptos" w:hAnsi="Aptos"/>
+          <w:b/>
+          <w:bCs/>
+        </w:rPr>
+        <w:t>FortiGate Logon Failure (</w:t>
+      </w:r>
+      <w:r>
+        <w:rPr>
+          <w:rStyle w:val="Strong"/>
+          <w:rFonts w:ascii="Aptos" w:hAnsi="Aptos"/>
+          <w:b/>
+          <w:bCs/>
+        </w:rPr>
+        <w:t>41</w:t>
+      </w:r>
+      <w:r>
+        <w:rPr>
+          <w:rStyle w:val="Strong"/>
+          <w:rFonts w:ascii="Aptos" w:hAnsi="Aptos"/>
+          <w:b/>
+          <w:bCs/>
+        </w:rPr>
+        <w:t xml:space="preserve"> Incidents)</w:t>
+      </w:r>
       <w:bookmarkEnd w:id="127"/>
       <w:bookmarkEnd w:id="128"/>
       <w:bookmarkEnd w:id="129"/>
       <w:bookmarkEnd w:id="130"/>
       <w:bookmarkEnd w:id="131"/>
-    </w:p>
-    <w:p>
-      <w:pPr>
-        <w:ind w:left="720"/>
-        <w:jc w:val="both"/>
-        <w:rPr>
-          <w:rFonts w:ascii="Aptos" w:hAnsi="Aptos"/>
-          <w:sz w:val="24"/>
-          <w:szCs w:val="24"/>
-        </w:rPr>
-      </w:pPr>
-      <w:r>
-        <w:rPr>
-          <w:rStyle w:val="Strong"/>
-          <w:rFonts w:ascii="Aptos" w:hAnsi="Aptos" w:cs="Arial"/>
-          <w:sz w:val="24"/>
-          <w:szCs w:val="24"/>
-        </w:rPr>
-        <w:t>Description:</w:t>
-      </w:r>
-      <w:r>
-        <w:rPr>
-          <w:rFonts w:ascii="Aptos" w:hAnsi="Aptos"/>
-          <w:b/>
-          <w:bCs/>
-          <w:sz w:val="24"/>
-          <w:szCs w:val="24"/>
-        </w:rPr>
-        <w:t xml:space="preserve"> </w:t>
-      </w:r>
-      <w:r>
-        <w:rPr>
-          <w:rFonts w:ascii="Aptos" w:hAnsi="Aptos"/>
-          <w:sz w:val="24"/>
-          <w:szCs w:val="24"/>
-        </w:rPr>
-        <w:t>This rule detects failed login attempts on FortiGate devices' administrative interface. It parses the Syslog messages for failure events, while excluding specific benign scenarios.</w:t>
-      </w:r>
-    </w:p>
-    <w:p>
-      <w:pPr>
-        <w:ind w:left="720"/>
-        <w:jc w:val="both"/>
-        <w:rPr>
-          <w:rStyle w:val="Strong"/>
-          <w:rFonts w:ascii="Aptos" w:hAnsi="Aptos"/>
-          <w:b w:val="0"/>
-          <w:bCs w:val="0"/>
-          <w:sz w:val="24"/>
-          <w:szCs w:val="24"/>
-        </w:rPr>
-      </w:pPr>
-      <w:r>
-        <w:rPr>
-          <w:rStyle w:val="Strong"/>
-          <w:rFonts w:ascii="Aptos" w:hAnsi="Aptos" w:cs="Arial"/>
-          <w:sz w:val="24"/>
-          <w:szCs w:val="24"/>
-        </w:rPr>
-        <w:t xml:space="preserve">Observation: </w:t>
-      </w:r>
-      <w:r>
-        <w:rPr>
-          <w:rFonts w:ascii="Aptos" w:hAnsi="Aptos"/>
-          <w:sz w:val="24"/>
-          <w:szCs w:val="24"/>
-        </w:rPr>
-        <w:t xml:space="preserve">These were triggered </w:t>
-      </w:r>
-      <w:r>
-        <w:rPr>
-          <w:rFonts w:ascii="Aptos" w:hAnsi="Aptos"/>
-          <w:sz w:val="24"/>
-          <w:szCs w:val="24"/>
-        </w:rPr>
-        <w:t>by</w:t>
-      </w:r>
-      <w:r>
-        <w:rPr>
-          <w:rFonts w:ascii="Aptos" w:hAnsi="Aptos"/>
-          <w:sz w:val="24"/>
-          <w:szCs w:val="24"/>
-        </w:rPr>
-        <w:t xml:space="preserve"> legitimate users who made mistakes in the login password and/or ssh error due to expired token</w:t>
-      </w:r>
-      <w:r>
-        <w:rPr>
-          <w:rStyle w:val="Strong"/>
-          <w:rFonts w:ascii="Aptos" w:hAnsi="Aptos" w:cs="Arial"/>
-          <w:b w:val="0"/>
-          <w:bCs w:val="0"/>
-          <w:sz w:val="24"/>
-          <w:szCs w:val="24"/>
-        </w:rPr>
-        <w:t>.</w:t>
-      </w:r>
-    </w:p>
-    <w:p>
-      <w:pPr>
-        <w:pStyle w:val="ListParagraph"/>
-        <w:rPr>
-          <w:rFonts w:ascii="Aptos" w:hAnsi="Aptos"/>
-        </w:rPr>
-      </w:pPr>
-      <w:bookmarkStart w:id="132" w:name="_Toc218266078"/>
-      <w:bookmarkStart w:id="133" w:name="_Toc220851305"/>
-      <w:bookmarkStart w:id="134" w:name="_Toc223285255"/>
-      <w:bookmarkStart w:id="135" w:name="_Toc223344432"/>
-      <w:bookmarkStart w:id="136" w:name="_Toc223621901"/>
-      <w:bookmarkStart w:id="137" w:name="_Toc225963913"/>
-      <w:bookmarkStart w:id="138" w:name="_Toc226360109"/>
-      <w:bookmarkStart w:id="139" w:name="_Toc228555689"/>
-      <w:r>
-        <w:rPr>
-          <w:rStyle w:val="Strong"/>
-          <w:rFonts w:ascii="Aptos" w:hAnsi="Aptos"/>
-          <w:b/>
-          <w:bCs/>
-        </w:rPr>
-        <w:t>Non Domain Controller Active Directory Replication (</w:t>
-      </w:r>
-      <w:r>
-        <w:rPr>
-          <w:rStyle w:val="Strong"/>
-          <w:rFonts w:ascii="Aptos" w:hAnsi="Aptos"/>
-          <w:b/>
-          <w:bCs/>
-        </w:rPr>
-        <w:t>30</w:t>
-      </w:r>
-      <w:r>
-        <w:rPr>
-          <w:rStyle w:val="Strong"/>
-          <w:rFonts w:ascii="Aptos" w:hAnsi="Aptos"/>
-          <w:b/>
-          <w:bCs/>
-        </w:rPr>
-        <w:t xml:space="preserve"> Incidents)</w:t>
-      </w:r>
       <w:bookmarkEnd w:id="132"/>
       <w:bookmarkEnd w:id="133"/>
       <w:bookmarkEnd w:id="134"/>
       <w:bookmarkEnd w:id="135"/>
       <w:bookmarkEnd w:id="136"/>
       <w:bookmarkEnd w:id="137"/>
-      <w:bookmarkEnd w:id="138"/>
-      <w:bookmarkEnd w:id="139"/>
     </w:p>
     <w:p>
       <w:pPr>
@@ -8198,53 +8203,74 @@
           <w:sz w:val="24"/>
           <w:szCs w:val="24"/>
         </w:rPr>
-        <w:t xml:space="preserve">Description: </w:t>
-      </w:r>
-      <w:r>
-        <w:rPr>
-          <w:rFonts w:ascii="Aptos" w:hAnsi="Aptos"/>
-          <w:sz w:val="24"/>
-          <w:szCs w:val="24"/>
-        </w:rPr>
-        <w:t>This query detects potential attempts by non-computer accounts (</w:t>
-      </w:r>
-      <w:r>
-        <w:rPr>
-          <w:rFonts w:ascii="Aptos" w:hAnsi="Aptos"/>
-          <w:sz w:val="24"/>
-          <w:szCs w:val="24"/>
-        </w:rPr>
-        <w:t>non-domain</w:t>
-      </w:r>
-      <w:r>
-        <w:rPr>
-          <w:rFonts w:ascii="Aptos" w:hAnsi="Aptos"/>
-          <w:sz w:val="24"/>
-          <w:szCs w:val="24"/>
-        </w:rPr>
-        <w:t xml:space="preserve"> controllers) to retrieve/synchronize an active directory object leveraging directory replication services (DRS). A Domain Controller (computer account) would usually be performing these actions in a domain environment. Another detection rule can be created to cover domain controllers accounts doing at rare times. A domain user with privileged </w:t>
-      </w:r>
-      <w:r>
-        <w:rPr>
-          <w:rFonts w:ascii="Aptos" w:hAnsi="Aptos"/>
-          <w:sz w:val="24"/>
-          <w:szCs w:val="24"/>
-        </w:rPr>
-        <w:t>permission</w:t>
-      </w:r>
-      <w:r>
-        <w:rPr>
-          <w:rFonts w:ascii="Aptos" w:hAnsi="Aptos"/>
-          <w:sz w:val="24"/>
-          <w:szCs w:val="24"/>
-        </w:rPr>
-        <w:t xml:space="preserve"> to use directory replication services is rare.</w:t>
+        <w:t>Description:</w:t>
+      </w:r>
+      <w:r>
+        <w:rPr>
+          <w:rFonts w:ascii="Aptos" w:hAnsi="Aptos"/>
+          <w:b/>
+          <w:bCs/>
+          <w:sz w:val="24"/>
+          <w:szCs w:val="24"/>
+        </w:rPr>
+        <w:t xml:space="preserve"> </w:t>
+      </w:r>
+      <w:r>
+        <w:rPr>
+          <w:rFonts w:ascii="Aptos" w:hAnsi="Aptos"/>
+          <w:sz w:val="24"/>
+          <w:szCs w:val="24"/>
+        </w:rPr>
+        <w:t>This rule detects failed login attempts on FortiGate devices' administrative interface. It parses the Syslog messages for failure events, while excluding specific benign scenarios.</w:t>
       </w:r>
     </w:p>
     <w:p>
       <w:pPr>
         <w:ind w:left="720"/>
         <w:jc w:val="both"/>
+        <w:rPr>
+          <w:rStyle w:val="Strong"/>
+          <w:rFonts w:ascii="Aptos" w:hAnsi="Aptos"/>
+          <w:b w:val="0"/>
+          <w:bCs w:val="0"/>
+          <w:sz w:val="24"/>
+          <w:szCs w:val="24"/>
+        </w:rPr>
+      </w:pPr>
+      <w:r>
+        <w:rPr>
+          <w:rStyle w:val="Strong"/>
+          <w:rFonts w:ascii="Aptos" w:hAnsi="Aptos" w:cs="Arial"/>
+          <w:sz w:val="24"/>
+          <w:szCs w:val="24"/>
+        </w:rPr>
+        <w:t xml:space="preserve">Observation: </w:t>
+      </w:r>
+      <w:r>
+        <w:rPr>
+          <w:rFonts w:ascii="Aptos" w:hAnsi="Aptos"/>
+          <w:sz w:val="24"/>
+          <w:szCs w:val="24"/>
+        </w:rPr>
+        <w:t xml:space="preserve">These were triggered </w:t>
+      </w:r>
+      <w:r>
+        <w:rPr>
+          <w:rFonts w:ascii="Aptos" w:hAnsi="Aptos"/>
+          <w:sz w:val="24"/>
+          <w:szCs w:val="24"/>
+        </w:rPr>
+        <w:t>by</w:t>
+      </w:r>
+      <w:r>
+        <w:rPr>
+          <w:rFonts w:ascii="Aptos" w:hAnsi="Aptos"/>
+          <w:sz w:val="24"/>
+          <w:szCs w:val="24"/>
+        </w:rPr>
+        <w:t xml:space="preserve"> legitimate users who made mistakes in the login password and/or ssh error due to expired token</w:t>
+      </w:r>
+      <w:r>
         <w:rPr>
           <w:rStyle w:val="Strong"/>
           <w:rFonts w:ascii="Aptos" w:hAnsi="Aptos" w:cs="Arial"/>
@@ -8253,26 +8279,7 @@
           <w:sz w:val="24"/>
           <w:szCs w:val="24"/>
         </w:rPr>
-      </w:pPr>
-      <w:r>
-        <w:rPr>
-          <w:rStyle w:val="Strong"/>
-          <w:rFonts w:ascii="Aptos" w:hAnsi="Aptos" w:cs="Arial"/>
-          <w:sz w:val="24"/>
-          <w:szCs w:val="24"/>
-        </w:rPr>
-        <w:t xml:space="preserve">Observation: </w:t>
-      </w:r>
-      <w:r>
-        <w:rPr>
-          <w:rStyle w:val="Strong"/>
-          <w:rFonts w:ascii="Aptos" w:hAnsi="Aptos" w:cs="Arial"/>
-          <w:b w:val="0"/>
-          <w:bCs w:val="0"/>
-          <w:sz w:val="24"/>
-          <w:szCs w:val="24"/>
-        </w:rPr>
-        <w:t>The Domain controller Replication activities were confirmed to be scheduled task assigned to dedicated service-account</w:t>
+        <w:t>.</w:t>
       </w:r>
     </w:p>
     <w:p>
@@ -8282,17 +8289,16 @@
           <w:rFonts w:ascii="Aptos" w:hAnsi="Aptos"/>
         </w:rPr>
       </w:pPr>
-      <w:bookmarkStart w:id="140" w:name="_Toc210356627"/>
-      <w:bookmarkStart w:id="141" w:name="_Toc212860022"/>
-      <w:bookmarkStart w:id="142" w:name="_Toc215610314"/>
-      <w:bookmarkStart w:id="143" w:name="_Toc218266076"/>
-      <w:bookmarkStart w:id="144" w:name="_Toc220851307"/>
-      <w:bookmarkStart w:id="145" w:name="_Toc223285257"/>
-      <w:bookmarkStart w:id="146" w:name="_Toc223344434"/>
-      <w:bookmarkStart w:id="147" w:name="_Toc223621903"/>
-      <w:bookmarkStart w:id="148" w:name="_Toc225963916"/>
-      <w:bookmarkStart w:id="149" w:name="_Toc226360112"/>
-      <w:bookmarkStart w:id="150" w:name="_Toc228555690"/>
+      <w:bookmarkStart w:id="138" w:name="_Toc218266078"/>
+      <w:bookmarkStart w:id="139" w:name="_Toc220851305"/>
+      <w:bookmarkStart w:id="140" w:name="_Toc223285255"/>
+      <w:bookmarkStart w:id="141" w:name="_Toc223344432"/>
+      <w:bookmarkStart w:id="142" w:name="_Toc223621901"/>
+      <w:bookmarkStart w:id="143" w:name="_Toc225963913"/>
+      <w:bookmarkStart w:id="144" w:name="_Toc226360109"/>
+      <w:bookmarkStart w:id="145" w:name="_Toc228555689"/>
+      <w:bookmarkStart w:id="146" w:name="_Toc228949931"/>
+      <w:proofErr w:type="gramStart"/>
       <w:r>
         <w:rPr>
           <w:rStyle w:val="Strong"/>
@@ -8300,8 +8306,9 @@
           <w:b/>
           <w:bCs/>
         </w:rPr>
-        <w:t>User Account Created/Enabled (</w:t>
-      </w:r>
+        <w:t>Non Domain</w:t>
+      </w:r>
+      <w:proofErr w:type="gramEnd"/>
       <w:r>
         <w:rPr>
           <w:rStyle w:val="Strong"/>
@@ -8309,6 +8316,15 @@
           <w:b/>
           <w:bCs/>
         </w:rPr>
+        <w:t xml:space="preserve"> Controller Active Directory Replication (</w:t>
+      </w:r>
+      <w:r>
+        <w:rPr>
+          <w:rStyle w:val="Strong"/>
+          <w:rFonts w:ascii="Aptos" w:hAnsi="Aptos"/>
+          <w:b/>
+          <w:bCs/>
+        </w:rPr>
         <w:t>30</w:t>
       </w:r>
       <w:r>
@@ -8320,300 +8336,305 @@
         </w:rPr>
         <w:t xml:space="preserve"> Incidents)</w:t>
       </w:r>
+      <w:bookmarkEnd w:id="138"/>
+      <w:bookmarkEnd w:id="139"/>
+      <w:bookmarkEnd w:id="140"/>
       <w:bookmarkEnd w:id="141"/>
       <w:bookmarkEnd w:id="142"/>
       <w:bookmarkEnd w:id="143"/>
       <w:bookmarkEnd w:id="144"/>
       <w:bookmarkEnd w:id="145"/>
       <w:bookmarkEnd w:id="146"/>
+    </w:p>
+    <w:p>
+      <w:pPr>
+        <w:ind w:left="720"/>
+        <w:jc w:val="both"/>
+        <w:rPr>
+          <w:rFonts w:ascii="Aptos" w:hAnsi="Aptos"/>
+          <w:sz w:val="24"/>
+          <w:szCs w:val="24"/>
+        </w:rPr>
+      </w:pPr>
+      <w:r>
+        <w:rPr>
+          <w:rStyle w:val="Strong"/>
+          <w:rFonts w:ascii="Aptos" w:hAnsi="Aptos" w:cs="Arial"/>
+          <w:sz w:val="24"/>
+          <w:szCs w:val="24"/>
+        </w:rPr>
+        <w:t xml:space="preserve">Description: </w:t>
+      </w:r>
+      <w:r>
+        <w:rPr>
+          <w:rFonts w:ascii="Aptos" w:hAnsi="Aptos"/>
+          <w:sz w:val="24"/>
+          <w:szCs w:val="24"/>
+        </w:rPr>
+        <w:t>This query detects potential attempts by non-computer accounts (</w:t>
+      </w:r>
+      <w:r>
+        <w:rPr>
+          <w:rFonts w:ascii="Aptos" w:hAnsi="Aptos"/>
+          <w:sz w:val="24"/>
+          <w:szCs w:val="24"/>
+        </w:rPr>
+        <w:t>non-domain</w:t>
+      </w:r>
+      <w:r>
+        <w:rPr>
+          <w:rFonts w:ascii="Aptos" w:hAnsi="Aptos"/>
+          <w:sz w:val="24"/>
+          <w:szCs w:val="24"/>
+        </w:rPr>
+        <w:t xml:space="preserve"> controllers) to retrieve/synchronize an active directory object leveraging directory replication services (DRS). A Domain Controller (computer account) would usually be performing these actions in a domain environment. Another detection rule can be created to cover domain controllers accounts doing at rare times. A domain user with privileged </w:t>
+      </w:r>
+      <w:r>
+        <w:rPr>
+          <w:rFonts w:ascii="Aptos" w:hAnsi="Aptos"/>
+          <w:sz w:val="24"/>
+          <w:szCs w:val="24"/>
+        </w:rPr>
+        <w:t>permission</w:t>
+      </w:r>
+      <w:r>
+        <w:rPr>
+          <w:rFonts w:ascii="Aptos" w:hAnsi="Aptos"/>
+          <w:sz w:val="24"/>
+          <w:szCs w:val="24"/>
+        </w:rPr>
+        <w:t xml:space="preserve"> to use directory replication services is rare.</w:t>
+      </w:r>
+    </w:p>
+    <w:p>
+      <w:pPr>
+        <w:ind w:left="720"/>
+        <w:jc w:val="both"/>
+        <w:rPr>
+          <w:rStyle w:val="Strong"/>
+          <w:rFonts w:ascii="Aptos" w:hAnsi="Aptos" w:cs="Arial"/>
+          <w:b w:val="0"/>
+          <w:bCs w:val="0"/>
+          <w:sz w:val="24"/>
+          <w:szCs w:val="24"/>
+        </w:rPr>
+      </w:pPr>
+      <w:r>
+        <w:rPr>
+          <w:rStyle w:val="Strong"/>
+          <w:rFonts w:ascii="Aptos" w:hAnsi="Aptos" w:cs="Arial"/>
+          <w:sz w:val="24"/>
+          <w:szCs w:val="24"/>
+        </w:rPr>
+        <w:t xml:space="preserve">Observation: </w:t>
+      </w:r>
+      <w:r>
+        <w:rPr>
+          <w:rStyle w:val="Strong"/>
+          <w:rFonts w:ascii="Aptos" w:hAnsi="Aptos" w:cs="Arial"/>
+          <w:b w:val="0"/>
+          <w:bCs w:val="0"/>
+          <w:sz w:val="24"/>
+          <w:szCs w:val="24"/>
+        </w:rPr>
+        <w:t>The Domain controller Replication activities were confirmed to be scheduled task assigned to dedicated service-account</w:t>
+      </w:r>
+    </w:p>
+    <w:p>
+      <w:pPr>
+        <w:pStyle w:val="ListParagraph"/>
+        <w:rPr>
+          <w:rFonts w:ascii="Aptos" w:hAnsi="Aptos"/>
+        </w:rPr>
+      </w:pPr>
+      <w:bookmarkStart w:id="147" w:name="_Toc212860022"/>
+      <w:bookmarkStart w:id="148" w:name="_Toc215610314"/>
+      <w:bookmarkStart w:id="149" w:name="_Toc218266076"/>
+      <w:bookmarkStart w:id="150" w:name="_Toc220851307"/>
+      <w:bookmarkStart w:id="151" w:name="_Toc223285257"/>
+      <w:bookmarkStart w:id="152" w:name="_Toc223344434"/>
+      <w:bookmarkStart w:id="153" w:name="_Toc223621903"/>
+      <w:bookmarkStart w:id="154" w:name="_Toc225963916"/>
+      <w:bookmarkStart w:id="155" w:name="_Toc226360112"/>
+      <w:bookmarkStart w:id="156" w:name="_Toc228555690"/>
+      <w:bookmarkStart w:id="157" w:name="_Toc210356627"/>
+      <w:bookmarkStart w:id="158" w:name="_Toc228949932"/>
+      <w:r>
+        <w:rPr>
+          <w:rStyle w:val="Strong"/>
+          <w:rFonts w:ascii="Aptos" w:hAnsi="Aptos"/>
+          <w:b/>
+          <w:bCs/>
+        </w:rPr>
+        <w:t>User Account Created/Enabled (</w:t>
+      </w:r>
+      <w:r>
+        <w:rPr>
+          <w:rStyle w:val="Strong"/>
+          <w:rFonts w:ascii="Aptos" w:hAnsi="Aptos"/>
+          <w:b/>
+          <w:bCs/>
+        </w:rPr>
+        <w:t>30</w:t>
+      </w:r>
+      <w:r>
+        <w:rPr>
+          <w:rStyle w:val="Strong"/>
+          <w:rFonts w:ascii="Aptos" w:hAnsi="Aptos"/>
+          <w:b/>
+          <w:bCs/>
+        </w:rPr>
+        <w:t xml:space="preserve"> Incidents)</w:t>
+      </w:r>
       <w:bookmarkEnd w:id="147"/>
       <w:bookmarkEnd w:id="148"/>
       <w:bookmarkEnd w:id="149"/>
       <w:bookmarkEnd w:id="150"/>
-    </w:p>
-    <w:p>
-      <w:pPr>
-        <w:ind w:left="720"/>
-        <w:jc w:val="both"/>
-        <w:rPr>
-          <w:rFonts w:ascii="Aptos" w:hAnsi="Aptos"/>
-          <w:sz w:val="24"/>
-          <w:szCs w:val="24"/>
-        </w:rPr>
-      </w:pPr>
-      <w:r>
-        <w:rPr>
-          <w:rStyle w:val="Strong"/>
-          <w:rFonts w:ascii="Aptos" w:hAnsi="Aptos" w:cs="Arial"/>
-          <w:sz w:val="24"/>
-          <w:szCs w:val="24"/>
-        </w:rPr>
-        <w:t>Description:</w:t>
-      </w:r>
-      <w:r>
-        <w:rPr>
-          <w:rFonts w:ascii="Aptos" w:hAnsi="Aptos"/>
-          <w:b/>
-          <w:bCs/>
-          <w:sz w:val="24"/>
-          <w:szCs w:val="24"/>
-        </w:rPr>
-        <w:t xml:space="preserve"> </w:t>
-      </w:r>
-      <w:r>
-        <w:rPr>
-          <w:rFonts w:ascii="Aptos" w:hAnsi="Aptos"/>
-          <w:sz w:val="24"/>
-          <w:szCs w:val="24"/>
-        </w:rPr>
-        <w:t xml:space="preserve">This rule detects the creation or enabling of user accounts in Active Directory by </w:t>
-      </w:r>
-      <w:r>
-        <w:rPr>
-          <w:rFonts w:ascii="Aptos" w:hAnsi="Aptos"/>
-          <w:sz w:val="24"/>
-          <w:szCs w:val="24"/>
-        </w:rPr>
-        <w:t>monitoring</w:t>
-      </w:r>
-      <w:r>
-        <w:rPr>
-          <w:rFonts w:ascii="Aptos" w:hAnsi="Aptos"/>
-          <w:sz w:val="24"/>
-          <w:szCs w:val="24"/>
-        </w:rPr>
-        <w:t xml:space="preserve"> Event IDs 4720 and 4722. It logs details about the subject user and the target account being created or enabled.</w:t>
-      </w:r>
-    </w:p>
-    <w:p>
-      <w:pPr>
-        <w:ind w:left="720"/>
-        <w:jc w:val="both"/>
-        <w:rPr>
-          <w:sz w:val="24"/>
-          <w:szCs w:val="24"/>
-        </w:rPr>
-      </w:pPr>
-      <w:r>
-        <w:rPr>
-          <w:rStyle w:val="Strong"/>
-          <w:rFonts w:ascii="Aptos" w:hAnsi="Aptos" w:cs="Arial"/>
-          <w:sz w:val="24"/>
-          <w:szCs w:val="24"/>
-        </w:rPr>
-        <w:t xml:space="preserve">Observation: </w:t>
-      </w:r>
-      <w:r>
-        <w:rPr>
-          <w:rStyle w:val="Strong"/>
-          <w:rFonts w:ascii="Aptos" w:hAnsi="Aptos" w:cs="Arial"/>
-          <w:b w:val="0"/>
-          <w:bCs w:val="0"/>
-          <w:sz w:val="24"/>
-          <w:szCs w:val="24"/>
-        </w:rPr>
-        <w:t>The User Account management activity, which entails creation, enable and disable was confirmed to be carried out by Authorized IT Administrators.</w:t>
-      </w:r>
-    </w:p>
-    <w:p>
-      <w:pPr>
-        <w:pStyle w:val="ListParagraph"/>
-        <w:rPr>
-          <w:rStyle w:val="Strong"/>
-          <w:rFonts w:ascii="Aptos" w:hAnsi="Aptos"/>
-          <w:b/>
-          <w:bCs/>
-        </w:rPr>
-      </w:pPr>
-      <w:bookmarkStart w:id="151" w:name="_Toc210356624"/>
-      <w:bookmarkStart w:id="152" w:name="_Toc212860018"/>
-      <w:bookmarkStart w:id="153" w:name="_Toc215610310"/>
-      <w:bookmarkStart w:id="154" w:name="_Toc218266074"/>
-      <w:bookmarkStart w:id="155" w:name="_Toc220851302"/>
-      <w:bookmarkStart w:id="156" w:name="_Toc223285252"/>
-      <w:bookmarkStart w:id="157" w:name="_Toc223344428"/>
-      <w:bookmarkStart w:id="158" w:name="_Toc223621897"/>
-      <w:bookmarkStart w:id="159" w:name="_Toc225963911"/>
-      <w:bookmarkStart w:id="160" w:name="_Toc226360107"/>
-      <w:bookmarkStart w:id="161" w:name="_Toc228555691"/>
-      <w:r>
-        <w:rPr>
-          <w:rStyle w:val="Strong"/>
-          <w:rFonts w:ascii="Aptos" w:hAnsi="Aptos"/>
-          <w:b/>
-          <w:bCs/>
-        </w:rPr>
-        <w:t>Source Stopped Sending Data: Syslog (</w:t>
-      </w:r>
-      <w:r>
-        <w:rPr>
-          <w:rStyle w:val="Strong"/>
-          <w:rFonts w:ascii="Aptos" w:hAnsi="Aptos"/>
-          <w:b/>
-          <w:bCs/>
-        </w:rPr>
-        <w:t>29</w:t>
-      </w:r>
-      <w:r>
-        <w:rPr>
-          <w:rStyle w:val="Strong"/>
-          <w:rFonts w:ascii="Aptos" w:hAnsi="Aptos"/>
-          <w:b/>
-          <w:bCs/>
-        </w:rPr>
-        <w:t xml:space="preserve"> Incidents)</w:t>
-      </w:r>
       <w:bookmarkEnd w:id="151"/>
       <w:bookmarkEnd w:id="152"/>
       <w:bookmarkEnd w:id="153"/>
       <w:bookmarkEnd w:id="154"/>
       <w:bookmarkEnd w:id="155"/>
       <w:bookmarkEnd w:id="156"/>
-      <w:bookmarkEnd w:id="157"/>
       <w:bookmarkEnd w:id="158"/>
+    </w:p>
+    <w:p>
+      <w:pPr>
+        <w:ind w:left="720"/>
+        <w:jc w:val="both"/>
+        <w:rPr>
+          <w:rFonts w:ascii="Aptos" w:hAnsi="Aptos"/>
+          <w:sz w:val="24"/>
+          <w:szCs w:val="24"/>
+        </w:rPr>
+      </w:pPr>
+      <w:r>
+        <w:rPr>
+          <w:rStyle w:val="Strong"/>
+          <w:rFonts w:ascii="Aptos" w:hAnsi="Aptos" w:cs="Arial"/>
+          <w:sz w:val="24"/>
+          <w:szCs w:val="24"/>
+        </w:rPr>
+        <w:t>Description:</w:t>
+      </w:r>
+      <w:r>
+        <w:rPr>
+          <w:rFonts w:ascii="Aptos" w:hAnsi="Aptos"/>
+          <w:b/>
+          <w:bCs/>
+          <w:sz w:val="24"/>
+          <w:szCs w:val="24"/>
+        </w:rPr>
+        <w:t xml:space="preserve"> </w:t>
+      </w:r>
+      <w:r>
+        <w:rPr>
+          <w:rFonts w:ascii="Aptos" w:hAnsi="Aptos"/>
+          <w:sz w:val="24"/>
+          <w:szCs w:val="24"/>
+        </w:rPr>
+        <w:t xml:space="preserve">This rule detects the creation or enabling of user accounts in Active Directory by </w:t>
+      </w:r>
+      <w:r>
+        <w:rPr>
+          <w:rFonts w:ascii="Aptos" w:hAnsi="Aptos"/>
+          <w:sz w:val="24"/>
+          <w:szCs w:val="24"/>
+        </w:rPr>
+        <w:t>monitoring</w:t>
+      </w:r>
+      <w:r>
+        <w:rPr>
+          <w:rFonts w:ascii="Aptos" w:hAnsi="Aptos"/>
+          <w:sz w:val="24"/>
+          <w:szCs w:val="24"/>
+        </w:rPr>
+        <w:t xml:space="preserve"> Event IDs 4720 and 4722. It logs details about the subject user and the target account being created or enabled.</w:t>
+      </w:r>
+    </w:p>
+    <w:p>
+      <w:pPr>
+        <w:ind w:left="720"/>
+        <w:jc w:val="both"/>
+        <w:rPr>
+          <w:sz w:val="24"/>
+          <w:szCs w:val="24"/>
+        </w:rPr>
+      </w:pPr>
+      <w:r>
+        <w:rPr>
+          <w:rStyle w:val="Strong"/>
+          <w:rFonts w:ascii="Aptos" w:hAnsi="Aptos" w:cs="Arial"/>
+          <w:sz w:val="24"/>
+          <w:szCs w:val="24"/>
+        </w:rPr>
+        <w:t xml:space="preserve">Observation: </w:t>
+      </w:r>
+      <w:r>
+        <w:rPr>
+          <w:rStyle w:val="Strong"/>
+          <w:rFonts w:ascii="Aptos" w:hAnsi="Aptos" w:cs="Arial"/>
+          <w:b w:val="0"/>
+          <w:bCs w:val="0"/>
+          <w:sz w:val="24"/>
+          <w:szCs w:val="24"/>
+        </w:rPr>
+        <w:t>The User Account management activity, which entails creation, enable and disable was confirmed to be carried out by Authorized IT Administrators.</w:t>
+      </w:r>
+    </w:p>
+    <w:p>
+      <w:pPr>
+        <w:pStyle w:val="ListParagraph"/>
+        <w:rPr>
+          <w:rStyle w:val="Strong"/>
+          <w:rFonts w:ascii="Aptos" w:hAnsi="Aptos"/>
+          <w:b/>
+          <w:bCs/>
+        </w:rPr>
+      </w:pPr>
+      <w:bookmarkStart w:id="159" w:name="_Toc210356624"/>
+      <w:bookmarkStart w:id="160" w:name="_Toc212860018"/>
+      <w:bookmarkStart w:id="161" w:name="_Toc215610310"/>
+      <w:bookmarkStart w:id="162" w:name="_Toc218266074"/>
+      <w:bookmarkStart w:id="163" w:name="_Toc220851302"/>
+      <w:bookmarkStart w:id="164" w:name="_Toc223285252"/>
+      <w:bookmarkStart w:id="165" w:name="_Toc223344428"/>
+      <w:bookmarkStart w:id="166" w:name="_Toc223621897"/>
+      <w:bookmarkStart w:id="167" w:name="_Toc225963911"/>
+      <w:bookmarkStart w:id="168" w:name="_Toc226360107"/>
+      <w:bookmarkStart w:id="169" w:name="_Toc228555691"/>
+      <w:bookmarkStart w:id="170" w:name="_Toc228949933"/>
+      <w:r>
+        <w:rPr>
+          <w:rStyle w:val="Strong"/>
+          <w:rFonts w:ascii="Aptos" w:hAnsi="Aptos"/>
+          <w:b/>
+          <w:bCs/>
+        </w:rPr>
+        <w:t>Source Stopped Sending Data: Syslog (</w:t>
+      </w:r>
+      <w:r>
+        <w:rPr>
+          <w:rStyle w:val="Strong"/>
+          <w:rFonts w:ascii="Aptos" w:hAnsi="Aptos"/>
+          <w:b/>
+          <w:bCs/>
+        </w:rPr>
+        <w:t>29</w:t>
+      </w:r>
+      <w:r>
+        <w:rPr>
+          <w:rStyle w:val="Strong"/>
+          <w:rFonts w:ascii="Aptos" w:hAnsi="Aptos"/>
+          <w:b/>
+          <w:bCs/>
+        </w:rPr>
+        <w:t xml:space="preserve"> Incidents)</w:t>
+      </w:r>
       <w:bookmarkEnd w:id="159"/>
       <w:bookmarkEnd w:id="160"/>
       <w:bookmarkEnd w:id="161"/>
-    </w:p>
-    <w:p>
-      <w:pPr>
-        <w:ind w:left="720"/>
-        <w:jc w:val="both"/>
-        <w:rPr>
-          <w:rFonts w:ascii="Aptos" w:hAnsi="Aptos"/>
-          <w:sz w:val="24"/>
-          <w:szCs w:val="24"/>
-        </w:rPr>
-      </w:pPr>
-      <w:bookmarkStart w:id="162" w:name="_Toc210356622"/>
-      <w:r>
-        <w:rPr>
-          <w:rStyle w:val="Strong"/>
-          <w:rFonts w:ascii="Aptos" w:hAnsi="Aptos" w:cs="Arial"/>
-          <w:sz w:val="24"/>
-          <w:szCs w:val="24"/>
-        </w:rPr>
-        <w:t>Description:</w:t>
-      </w:r>
-      <w:r>
-        <w:rPr>
-          <w:rFonts w:ascii="Aptos" w:hAnsi="Aptos"/>
-          <w:b/>
-          <w:bCs/>
-          <w:sz w:val="24"/>
-          <w:szCs w:val="24"/>
-        </w:rPr>
-        <w:t xml:space="preserve"> </w:t>
-      </w:r>
-      <w:r>
-        <w:rPr>
-          <w:rFonts w:ascii="Aptos" w:hAnsi="Aptos"/>
-          <w:sz w:val="24"/>
-          <w:szCs w:val="24"/>
-        </w:rPr>
-        <w:t>This rule monitors the Syslog table for data flow and triggers an alert if the number of Syslog records drops below 1,000, indicating a potential data loss from the source.</w:t>
-      </w:r>
-    </w:p>
-    <w:p>
-      <w:pPr>
-        <w:ind w:left="720"/>
-        <w:rPr>
-          <w:rFonts w:ascii="Aptos" w:hAnsi="Aptos"/>
-          <w:sz w:val="24"/>
-          <w:szCs w:val="24"/>
-        </w:rPr>
-      </w:pPr>
-      <w:r>
-        <w:rPr>
-          <w:rStyle w:val="Strong"/>
-          <w:rFonts w:ascii="Aptos" w:hAnsi="Aptos" w:cs="Arial"/>
-          <w:sz w:val="24"/>
-          <w:szCs w:val="24"/>
-        </w:rPr>
-        <w:t>Review:</w:t>
-      </w:r>
-      <w:r>
-        <w:rPr>
-          <w:rFonts w:ascii="Aptos" w:hAnsi="Aptos"/>
-          <w:sz w:val="24"/>
-          <w:szCs w:val="24"/>
-        </w:rPr>
-        <w:t xml:space="preserve"> These </w:t>
-      </w:r>
       <w:bookmarkEnd w:id="162"/>
-      <w:r>
-        <w:rPr>
-          <w:rFonts w:ascii="Aptos" w:hAnsi="Aptos"/>
-          <w:sz w:val="24"/>
-          <w:szCs w:val="24"/>
-        </w:rPr>
-        <w:t>incidents were escalated to the Network Team</w:t>
-      </w:r>
-    </w:p>
-    <w:p>
-      <w:pPr>
-        <w:pStyle w:val="ListParagraph"/>
-        <w:rPr>
-          <w:rFonts w:ascii="Aptos" w:hAnsi="Aptos"/>
-        </w:rPr>
-      </w:pPr>
-      <w:bookmarkStart w:id="163" w:name="_Toc210356630"/>
-      <w:bookmarkStart w:id="164" w:name="_Toc212860026"/>
-      <w:bookmarkStart w:id="165" w:name="_Toc215610318"/>
-      <w:bookmarkStart w:id="166" w:name="_Toc218266079"/>
-      <w:bookmarkStart w:id="167" w:name="_Toc220851306"/>
-      <w:bookmarkStart w:id="168" w:name="_Toc223285256"/>
-      <w:bookmarkStart w:id="169" w:name="_Toc223344430"/>
-      <w:bookmarkStart w:id="170" w:name="_Toc223621899"/>
-      <w:bookmarkStart w:id="171" w:name="_Toc225963915"/>
-      <w:bookmarkStart w:id="172" w:name="_Toc226360111"/>
-      <w:bookmarkStart w:id="173" w:name="_Toc228555692"/>
-      <w:r>
-        <w:rPr>
-          <w:rStyle w:val="Strong"/>
-          <w:rFonts w:ascii="Aptos" w:hAnsi="Aptos"/>
-          <w:b/>
-          <w:bCs/>
-        </w:rPr>
-        <w:lastRenderedPageBreak/>
-        <w:t xml:space="preserve">User </w:t>
-      </w:r>
-      <w:r>
-        <w:rPr>
-          <w:rStyle w:val="Strong"/>
-          <w:rFonts w:ascii="Aptos" w:hAnsi="Aptos"/>
-          <w:b/>
-          <w:bCs/>
-        </w:rPr>
-        <w:t xml:space="preserve">Jignesh added to auth logon FortiClient VPN Connected </w:t>
-      </w:r>
-      <w:r>
-        <w:rPr>
-          <w:rStyle w:val="Strong"/>
-          <w:rFonts w:ascii="Aptos" w:hAnsi="Aptos"/>
-          <w:b/>
-          <w:bCs/>
-        </w:rPr>
-        <w:t>(2</w:t>
-      </w:r>
-      <w:r>
-        <w:rPr>
-          <w:rStyle w:val="Strong"/>
-          <w:rFonts w:ascii="Aptos" w:hAnsi="Aptos"/>
-          <w:b/>
-          <w:bCs/>
-        </w:rPr>
-        <w:t>4</w:t>
-      </w:r>
-      <w:r>
-        <w:rPr>
-          <w:rStyle w:val="Strong"/>
-          <w:rFonts w:ascii="Aptos" w:hAnsi="Aptos"/>
-          <w:b/>
-          <w:bCs/>
-        </w:rPr>
-        <w:t xml:space="preserve"> Incidents)</w:t>
-      </w:r>
       <w:bookmarkEnd w:id="163"/>
       <w:bookmarkEnd w:id="164"/>
       <w:bookmarkEnd w:id="165"/>
@@ -8622,9 +8643,159 @@
       <w:bookmarkEnd w:id="168"/>
       <w:bookmarkEnd w:id="169"/>
       <w:bookmarkEnd w:id="170"/>
+    </w:p>
+    <w:p>
+      <w:pPr>
+        <w:ind w:left="720"/>
+        <w:jc w:val="both"/>
+        <w:rPr>
+          <w:rFonts w:ascii="Aptos" w:hAnsi="Aptos"/>
+          <w:sz w:val="24"/>
+          <w:szCs w:val="24"/>
+        </w:rPr>
+      </w:pPr>
+      <w:bookmarkStart w:id="171" w:name="_Toc210356622"/>
+      <w:r>
+        <w:rPr>
+          <w:rStyle w:val="Strong"/>
+          <w:rFonts w:ascii="Aptos" w:hAnsi="Aptos" w:cs="Arial"/>
+          <w:sz w:val="24"/>
+          <w:szCs w:val="24"/>
+        </w:rPr>
+        <w:t>Description:</w:t>
+      </w:r>
+      <w:r>
+        <w:rPr>
+          <w:rFonts w:ascii="Aptos" w:hAnsi="Aptos"/>
+          <w:b/>
+          <w:bCs/>
+          <w:sz w:val="24"/>
+          <w:szCs w:val="24"/>
+        </w:rPr>
+        <w:t xml:space="preserve"> </w:t>
+      </w:r>
+      <w:r>
+        <w:rPr>
+          <w:rFonts w:ascii="Aptos" w:hAnsi="Aptos"/>
+          <w:sz w:val="24"/>
+          <w:szCs w:val="24"/>
+        </w:rPr>
+        <w:t>This rule monitors the Syslog table for data flow and triggers an alert if the number of Syslog records drops below 1,000, indicating a potential data loss from the source.</w:t>
+      </w:r>
+    </w:p>
+    <w:p>
+      <w:pPr>
+        <w:ind w:left="720"/>
+        <w:rPr>
+          <w:rFonts w:ascii="Aptos" w:hAnsi="Aptos"/>
+          <w:sz w:val="24"/>
+          <w:szCs w:val="24"/>
+        </w:rPr>
+      </w:pPr>
+      <w:r>
+        <w:rPr>
+          <w:rStyle w:val="Strong"/>
+          <w:rFonts w:ascii="Aptos" w:hAnsi="Aptos" w:cs="Arial"/>
+          <w:sz w:val="24"/>
+          <w:szCs w:val="24"/>
+        </w:rPr>
+        <w:t>Review:</w:t>
+      </w:r>
+      <w:r>
+        <w:rPr>
+          <w:rFonts w:ascii="Aptos" w:hAnsi="Aptos"/>
+          <w:sz w:val="24"/>
+          <w:szCs w:val="24"/>
+        </w:rPr>
+        <w:t xml:space="preserve"> These </w:t>
+      </w:r>
       <w:bookmarkEnd w:id="171"/>
+      <w:r>
+        <w:rPr>
+          <w:rFonts w:ascii="Aptos" w:hAnsi="Aptos"/>
+          <w:sz w:val="24"/>
+          <w:szCs w:val="24"/>
+        </w:rPr>
+        <w:t>incidents were escalated to the Network Team</w:t>
+      </w:r>
+    </w:p>
+    <w:p>
+      <w:pPr>
+        <w:pStyle w:val="ListParagraph"/>
+        <w:rPr>
+          <w:rFonts w:ascii="Aptos" w:hAnsi="Aptos"/>
+        </w:rPr>
+      </w:pPr>
+      <w:bookmarkStart w:id="172" w:name="_Toc210356630"/>
+      <w:bookmarkStart w:id="173" w:name="_Toc212860026"/>
+      <w:bookmarkStart w:id="174" w:name="_Toc215610318"/>
+      <w:bookmarkStart w:id="175" w:name="_Toc218266079"/>
+      <w:bookmarkStart w:id="176" w:name="_Toc220851306"/>
+      <w:bookmarkStart w:id="177" w:name="_Toc223285256"/>
+      <w:bookmarkStart w:id="178" w:name="_Toc223344430"/>
+      <w:bookmarkStart w:id="179" w:name="_Toc223621899"/>
+      <w:bookmarkStart w:id="180" w:name="_Toc225963915"/>
+      <w:bookmarkStart w:id="181" w:name="_Toc226360111"/>
+      <w:bookmarkStart w:id="182" w:name="_Toc228555692"/>
+      <w:bookmarkStart w:id="183" w:name="_Toc228949934"/>
+      <w:r>
+        <w:rPr>
+          <w:rStyle w:val="Strong"/>
+          <w:rFonts w:ascii="Aptos" w:hAnsi="Aptos"/>
+          <w:b/>
+          <w:bCs/>
+        </w:rPr>
+        <w:lastRenderedPageBreak/>
+        <w:t xml:space="preserve">User </w:t>
+      </w:r>
+      <w:r>
+        <w:rPr>
+          <w:rStyle w:val="Strong"/>
+          <w:rFonts w:ascii="Aptos" w:hAnsi="Aptos"/>
+          <w:b/>
+          <w:bCs/>
+        </w:rPr>
+        <w:t xml:space="preserve">Jignesh added to auth logon FortiClient VPN Connected </w:t>
+      </w:r>
+      <w:r>
+        <w:rPr>
+          <w:rStyle w:val="Strong"/>
+          <w:rFonts w:ascii="Aptos" w:hAnsi="Aptos"/>
+          <w:b/>
+          <w:bCs/>
+        </w:rPr>
+        <w:t>(2</w:t>
+      </w:r>
+      <w:r>
+        <w:rPr>
+          <w:rStyle w:val="Strong"/>
+          <w:rFonts w:ascii="Aptos" w:hAnsi="Aptos"/>
+          <w:b/>
+          <w:bCs/>
+        </w:rPr>
+        <w:t>4</w:t>
+      </w:r>
+      <w:r>
+        <w:rPr>
+          <w:rStyle w:val="Strong"/>
+          <w:rFonts w:ascii="Aptos" w:hAnsi="Aptos"/>
+          <w:b/>
+          <w:bCs/>
+        </w:rPr>
+        <w:t xml:space="preserve"> Incidents)</w:t>
+      </w:r>
       <w:bookmarkEnd w:id="172"/>
       <w:bookmarkEnd w:id="173"/>
+      <w:bookmarkEnd w:id="174"/>
+      <w:bookmarkEnd w:id="175"/>
+      <w:bookmarkEnd w:id="176"/>
+      <w:bookmarkEnd w:id="177"/>
+      <w:bookmarkEnd w:id="178"/>
+      <w:bookmarkEnd w:id="179"/>
+      <w:bookmarkEnd w:id="180"/>
+      <w:bookmarkEnd w:id="181"/>
+      <w:bookmarkEnd w:id="182"/>
+      <w:bookmarkEnd w:id="183"/>
     </w:p>
     <w:p>
       <w:pPr>
@@ -8724,33 +8895,7 @@
         <w:t xml:space="preserve"> authorized personnel </w:t>
       </w:r>
     </w:p>
-    <w:p>
-      <w:pPr>
-        <w:ind w:left="720"/>
-        <w:jc w:val="both"/>
-        <w:rPr>
-          <w:rFonts w:ascii="Aptos" w:hAnsi="Aptos"/>
-          <w:b/>
-          <w:bCs/>
-          <w:sz w:val="24"/>
-          <w:szCs w:val="24"/>
-        </w:rPr>
-      </w:pPr>
-    </w:p>
-    <w:bookmarkEnd w:id="140"/>
-    <w:p>
-      <w:pPr>
-        <w:ind w:left="720"/>
-        <w:jc w:val="both"/>
-        <w:rPr>
-          <w:rFonts w:ascii="Aptos" w:hAnsi="Aptos"/>
-          <w:b/>
-          <w:bCs/>
-          <w:sz w:val="24"/>
-          <w:szCs w:val="24"/>
-        </w:rPr>
-      </w:pPr>
-    </w:p>
+    <w:bookmarkEnd w:id="157"/>
     <w:p>
       <w:pPr>
         <w:jc w:val="center"/>
@@ -8771,7 +8916,7 @@
           <w:lang w:val="en-US"/>
         </w:rPr>
       </w:pPr>
-      <w:bookmarkStart w:id="174" w:name="_Toc228555693"/>
+      <w:bookmarkStart w:id="184" w:name="_Toc228949935"/>
       <w:r>
         <w:rPr>
           <w:rFonts w:ascii="Aptos" w:hAnsi="Aptos"/>
@@ -8779,7 +8924,7 @@
         </w:rPr>
         <w:t>High Severity</w:t>
       </w:r>
-      <w:bookmarkEnd w:id="174"/>
+      <w:bookmarkEnd w:id="184"/>
     </w:p>
     <w:p>
       <w:pPr>
@@ -8806,7 +8951,7 @@
           <w:sz w:val="24"/>
           <w:szCs w:val="28"/>
         </w:rPr>
-        <w:t>2</w:t>
+        <w:t>35</w:t>
       </w:r>
       <w:r>
         <w:rPr>
@@ -8816,7 +8961,7 @@
           <w:sz w:val="24"/>
           <w:szCs w:val="28"/>
         </w:rPr>
-        <w:t>7</w:t>
+        <w:t xml:space="preserve"> high-severity </w:t>
       </w:r>
       <w:r>
         <w:rPr>
@@ -8826,7 +8971,7 @@
           <w:sz w:val="24"/>
           <w:szCs w:val="28"/>
         </w:rPr>
-        <w:t xml:space="preserve"> high-severity </w:t>
+        <w:t>incident</w:t>
       </w:r>
       <w:r>
         <w:rPr>
@@ -8836,7 +8981,7 @@
           <w:sz w:val="24"/>
           <w:szCs w:val="28"/>
         </w:rPr>
-        <w:t>incident</w:t>
+        <w:t>s</w:t>
       </w:r>
       <w:r>
         <w:rPr>
@@ -8844,7 +8989,7 @@
           <w:sz w:val="24"/>
           <w:szCs w:val="28"/>
         </w:rPr>
-        <w:t>s were</w:t>
+        <w:t xml:space="preserve"> were</w:t>
       </w:r>
       <w:r>
         <w:rPr>
@@ -8854,14 +8999,14 @@
         </w:rPr>
         <w:t xml:space="preserve"> recorded.</w:t>
       </w:r>
-      <w:bookmarkStart w:id="175" w:name="_Hlk205160832"/>
-      <w:bookmarkStart w:id="176" w:name="_Toc2000009926"/>
-      <w:bookmarkStart w:id="177" w:name="_Toc2133529079"/>
-      <w:bookmarkStart w:id="178" w:name="_Toc1088261615"/>
-      <w:bookmarkStart w:id="179" w:name="_Toc1876567327"/>
-      <w:bookmarkStart w:id="180" w:name="_Toc769746011"/>
-      <w:bookmarkStart w:id="181" w:name="_Toc1840630876"/>
-      <w:bookmarkStart w:id="182" w:name="_Toc168590861"/>
+      <w:bookmarkStart w:id="185" w:name="_Hlk205160832"/>
+      <w:bookmarkStart w:id="186" w:name="_Toc2000009926"/>
+      <w:bookmarkStart w:id="187" w:name="_Toc2133529079"/>
+      <w:bookmarkStart w:id="188" w:name="_Toc1088261615"/>
+      <w:bookmarkStart w:id="189" w:name="_Toc1876567327"/>
+      <w:bookmarkStart w:id="190" w:name="_Toc769746011"/>
+      <w:bookmarkStart w:id="191" w:name="_Toc1840630876"/>
+      <w:bookmarkStart w:id="192" w:name="_Toc168590861"/>
     </w:p>
     <w:tbl>
       <w:tblPr>
@@ -8962,6 +9107,7 @@
                 <w:szCs w:val="28"/>
               </w:rPr>
             </w:pPr>
+            <w:proofErr w:type="gramStart"/>
             <w:r>
               <w:rPr>
                 <w:rFonts w:ascii="Aptos" w:hAnsi="Aptos"/>
@@ -8970,7 +9116,18 @@
                 <w:sz w:val="24"/>
                 <w:szCs w:val="28"/>
               </w:rPr>
-              <w:t>Non Domain Controller Active Directory Replication</w:t>
+              <w:t>Non Domain</w:t>
+            </w:r>
+            <w:proofErr w:type="gramEnd"/>
+            <w:r>
+              <w:rPr>
+                <w:rFonts w:ascii="Aptos" w:hAnsi="Aptos"/>
+                <w:b w:val="0"/>
+                <w:bCs/>
+                <w:sz w:val="24"/>
+                <w:szCs w:val="28"/>
+              </w:rPr>
+              <w:t xml:space="preserve"> Controller Active Directory Replication</w:t>
             </w:r>
           </w:p>
         </w:tc>
@@ -9039,7 +9196,27 @@
                 <w:sz w:val="24"/>
                 <w:szCs w:val="28"/>
               </w:rPr>
-              <w:t>Preview:  Possible multistage attack activities detected by Fusion</w:t>
+              <w:t>Preview</w:t>
+            </w:r>
+            <w:proofErr w:type="gramStart"/>
+            <w:r>
+              <w:rPr>
+                <w:rFonts w:ascii="Aptos" w:hAnsi="Aptos"/>
+                <w:b w:val="0"/>
+                <w:sz w:val="24"/>
+                <w:szCs w:val="28"/>
+              </w:rPr>
+              <w:t>:  Possible</w:t>
+            </w:r>
+            <w:proofErr w:type="gramEnd"/>
+            <w:r>
+              <w:rPr>
+                <w:rFonts w:ascii="Aptos" w:hAnsi="Aptos"/>
+                <w:b w:val="0"/>
+                <w:sz w:val="24"/>
+                <w:szCs w:val="28"/>
+              </w:rPr>
+              <w:t xml:space="preserve"> multistage attack activities detected by Fusion</w:t>
             </w:r>
           </w:p>
         </w:tc>
@@ -9155,21 +9332,30 @@
           <w:rFonts w:ascii="Aptos" w:hAnsi="Aptos"/>
         </w:rPr>
       </w:pPr>
-      <w:bookmarkStart w:id="183" w:name="_Toc210356634"/>
-      <w:bookmarkStart w:id="184" w:name="_Toc210645301"/>
-      <w:bookmarkStart w:id="185" w:name="_Toc220851309"/>
-      <w:bookmarkStart w:id="186" w:name="_Toc223344436"/>
-      <w:bookmarkStart w:id="187" w:name="_Toc223621905"/>
-      <w:bookmarkStart w:id="188" w:name="_Toc225963918"/>
-      <w:bookmarkStart w:id="189" w:name="_Toc226360114"/>
-      <w:bookmarkStart w:id="190" w:name="_Toc228555694"/>
-      <w:r>
-        <w:rPr>
-          <w:rFonts w:ascii="Aptos" w:hAnsi="Aptos"/>
-        </w:rPr>
-        <w:t>Non Domain Controller Active Directory Replication</w:t>
-      </w:r>
-      <w:bookmarkEnd w:id="183"/>
+      <w:bookmarkStart w:id="193" w:name="_Toc210356634"/>
+      <w:bookmarkStart w:id="194" w:name="_Toc210645301"/>
+      <w:bookmarkStart w:id="195" w:name="_Toc220851309"/>
+      <w:bookmarkStart w:id="196" w:name="_Toc223344436"/>
+      <w:bookmarkStart w:id="197" w:name="_Toc223621905"/>
+      <w:bookmarkStart w:id="198" w:name="_Toc225963918"/>
+      <w:bookmarkStart w:id="199" w:name="_Toc226360114"/>
+      <w:bookmarkStart w:id="200" w:name="_Toc228555694"/>
+      <w:bookmarkStart w:id="201" w:name="_Toc228949936"/>
+      <w:proofErr w:type="gramStart"/>
+      <w:r>
+        <w:rPr>
+          <w:rFonts w:ascii="Aptos" w:hAnsi="Aptos"/>
+        </w:rPr>
+        <w:t>Non Domain</w:t>
+      </w:r>
+      <w:proofErr w:type="gramEnd"/>
+      <w:r>
+        <w:rPr>
+          <w:rFonts w:ascii="Aptos" w:hAnsi="Aptos"/>
+        </w:rPr>
+        <w:t xml:space="preserve"> Controller Active Directory Replication</w:t>
+      </w:r>
+      <w:bookmarkEnd w:id="193"/>
       <w:r>
         <w:rPr>
           <w:rFonts w:ascii="Aptos" w:hAnsi="Aptos"/>
@@ -9194,13 +9380,14 @@
         </w:rPr>
         <w:t xml:space="preserve"> Incidents)</w:t>
       </w:r>
-      <w:bookmarkEnd w:id="184"/>
-      <w:bookmarkEnd w:id="185"/>
-      <w:bookmarkEnd w:id="186"/>
-      <w:bookmarkEnd w:id="187"/>
-      <w:bookmarkEnd w:id="188"/>
-      <w:bookmarkEnd w:id="189"/>
-      <w:bookmarkEnd w:id="190"/>
+      <w:bookmarkEnd w:id="194"/>
+      <w:bookmarkEnd w:id="195"/>
+      <w:bookmarkEnd w:id="196"/>
+      <w:bookmarkEnd w:id="197"/>
+      <w:bookmarkEnd w:id="198"/>
+      <w:bookmarkEnd w:id="199"/>
+      <w:bookmarkEnd w:id="200"/>
+      <w:bookmarkEnd w:id="201"/>
     </w:p>
     <w:p>
       <w:pPr>
@@ -9303,12 +9490,29 @@
           <w:rFonts w:ascii="Aptos" w:hAnsi="Aptos"/>
         </w:rPr>
       </w:pPr>
+      <w:bookmarkStart w:id="202" w:name="_Toc228949937"/>
       <w:r>
         <w:rPr>
           <w:rFonts w:ascii="Aptos" w:hAnsi="Aptos"/>
           <w:bCs w:val="0"/>
         </w:rPr>
-        <w:t>Preview:  Possible multistage attack activities detected by Fusion</w:t>
+        <w:t>Preview</w:t>
+      </w:r>
+      <w:proofErr w:type="gramStart"/>
+      <w:r>
+        <w:rPr>
+          <w:rFonts w:ascii="Aptos" w:hAnsi="Aptos"/>
+          <w:bCs w:val="0"/>
+        </w:rPr>
+        <w:t>:  Possible</w:t>
+      </w:r>
+      <w:proofErr w:type="gramEnd"/>
+      <w:r>
+        <w:rPr>
+          <w:rFonts w:ascii="Aptos" w:hAnsi="Aptos"/>
+          <w:bCs w:val="0"/>
+        </w:rPr>
+        <w:t xml:space="preserve"> multistage attack activities detected by Fusion</w:t>
       </w:r>
       <w:r>
         <w:rPr>
@@ -9328,6 +9532,7 @@
         </w:rPr>
         <w:t xml:space="preserve"> Incidents)</w:t>
       </w:r>
+      <w:bookmarkEnd w:id="202"/>
     </w:p>
     <w:p>
       <w:pPr>
@@ -9371,6 +9576,33 @@
         <w:ind w:left="720"/>
         <w:jc w:val="both"/>
         <w:rPr>
+          <w:rFonts w:ascii="Aptos" w:eastAsia="Times New Roman" w:hAnsi="Aptos"/>
+          <w:sz w:val="24"/>
+          <w:szCs w:val="24"/>
+        </w:rPr>
+      </w:pPr>
+      <w:r>
+        <w:rPr>
+          <w:rFonts w:ascii="Aptos" w:eastAsia="Times New Roman" w:hAnsi="Aptos"/>
+          <w:sz w:val="24"/>
+          <w:szCs w:val="24"/>
+        </w:rPr>
+        <w:t xml:space="preserve">On further investigation, it was discovered that this was </w:t>
+      </w:r>
+      <w:r>
+        <w:rPr>
+          <w:rFonts w:ascii="Aptos" w:eastAsia="Times New Roman" w:hAnsi="Aptos"/>
+          <w:sz w:val="24"/>
+          <w:szCs w:val="24"/>
+        </w:rPr>
+        <w:t>legitimate activities from Authorized Members of the IT Administration Team and Service Accounts</w:t>
+      </w:r>
+    </w:p>
+    <w:p>
+      <w:pPr>
+        <w:ind w:left="720"/>
+        <w:jc w:val="both"/>
+        <w:rPr>
           <w:rFonts w:ascii="Aptos" w:eastAsia="MS Gothic" w:hAnsi="Aptos" w:cstheme="majorBidi"/>
           <w:b/>
           <w:color w:val="4F49F5" w:themeColor="accent1"/>
@@ -9379,57 +9611,6 @@
           <w:szCs w:val="24"/>
           <w:lang w:val="en-GB"/>
           <w14:ligatures w14:val="standardContextual"/>
-        </w:rPr>
-      </w:pPr>
-      <w:r>
-        <w:rPr>
-          <w:rFonts w:ascii="Aptos" w:eastAsia="Times New Roman" w:hAnsi="Aptos"/>
-          <w:sz w:val="24"/>
-          <w:szCs w:val="24"/>
-        </w:rPr>
-        <w:t xml:space="preserve">On further investigation, it was discovered that this was </w:t>
-      </w:r>
-      <w:r>
-        <w:rPr>
-          <w:rFonts w:ascii="Aptos" w:eastAsia="Times New Roman" w:hAnsi="Aptos"/>
-          <w:sz w:val="24"/>
-          <w:szCs w:val="24"/>
-        </w:rPr>
-        <w:t>legitimate activities from Authorized Members of the IT Administration Team and Service Accounts</w:t>
-      </w:r>
-    </w:p>
-    <w:p>
-      <w:pPr>
-        <w:ind w:left="720"/>
-        <w:jc w:val="both"/>
-        <w:rPr>
-          <w:rFonts w:ascii="Aptos" w:eastAsia="MS Gothic" w:hAnsi="Aptos" w:cstheme="majorBidi"/>
-          <w:b/>
-          <w:color w:val="4F49F5" w:themeColor="accent1"/>
-          <w:kern w:val="2"/>
-          <w:sz w:val="24"/>
-          <w:szCs w:val="24"/>
-          <w:lang w:val="en-GB"/>
-          <w14:ligatures w14:val="standardContextual"/>
-        </w:rPr>
-      </w:pPr>
-    </w:p>
-    <w:p>
-      <w:pPr>
-        <w:ind w:left="360"/>
-        <w:rPr>
-          <w:rFonts w:ascii="Aptos" w:hAnsi="Aptos"/>
-          <w:sz w:val="24"/>
-          <w:szCs w:val="28"/>
-        </w:rPr>
-      </w:pPr>
-    </w:p>
-    <w:p>
-      <w:pPr>
-        <w:rPr>
-          <w:rFonts w:ascii="Aptos" w:hAnsi="Aptos"/>
-          <w:sz w:val="24"/>
-          <w:szCs w:val="28"/>
         </w:rPr>
       </w:pPr>
     </w:p>
@@ -9447,13 +9628,14 @@
           <w:rFonts w:ascii="Aptos" w:hAnsi="Aptos"/>
         </w:rPr>
       </w:pPr>
-      <w:bookmarkStart w:id="191" w:name="_Toc196989499"/>
-      <w:bookmarkStart w:id="192" w:name="_Toc228555695"/>
-      <w:bookmarkEnd w:id="175"/>
-      <w:r>
-        <w:rPr>
-          <w:rFonts w:ascii="Aptos" w:hAnsi="Aptos"/>
-        </w:rPr>
+      <w:bookmarkStart w:id="203" w:name="_Toc196989499"/>
+      <w:bookmarkStart w:id="204" w:name="_Toc228949938"/>
+      <w:bookmarkEnd w:id="185"/>
+      <w:r>
+        <w:rPr>
+          <w:rFonts w:ascii="Aptos" w:hAnsi="Aptos"/>
+        </w:rPr>
+        <w:lastRenderedPageBreak/>
         <w:t xml:space="preserve">Cybersecurity Trends and Threats </w:t>
       </w:r>
       <w:r>
@@ -9486,6 +9668,7 @@
         </w:rPr>
         <w:t>(</w:t>
       </w:r>
+      <w:proofErr w:type="gramStart"/>
       <w:r>
         <w:rPr>
           <w:rFonts w:ascii="Aptos" w:hAnsi="Aptos"/>
@@ -9496,9 +9679,16 @@
         <w:rPr>
           <w:rFonts w:ascii="Aptos" w:hAnsi="Aptos"/>
         </w:rPr>
-        <w:t>, 2026)</w:t>
-      </w:r>
-      <w:bookmarkEnd w:id="192"/>
+        <w:t>,</w:t>
+      </w:r>
+      <w:proofErr w:type="gramEnd"/>
+      <w:r>
+        <w:rPr>
+          <w:rFonts w:ascii="Aptos" w:hAnsi="Aptos"/>
+        </w:rPr>
+        <w:t xml:space="preserve"> 2026)</w:t>
+      </w:r>
+      <w:bookmarkEnd w:id="204"/>
     </w:p>
     <w:p>
       <w:pPr>
@@ -9516,23 +9706,7 @@
           <w:sz w:val="24"/>
           <w:szCs w:val="24"/>
         </w:rPr>
-        <w:t xml:space="preserve">In April 2026, Zambia’s cybersecurity landscape was shaped by digital fraud risk, AI/misinformation exposure, critical infrastructure </w:t>
-      </w:r>
-      <w:r>
-        <w:rPr>
-          <w:rFonts w:ascii="Aptos" w:eastAsia="Times New Roman" w:hAnsi="Aptos"/>
-          <w:sz w:val="24"/>
-          <w:szCs w:val="24"/>
-        </w:rPr>
-        <w:t>digitization</w:t>
-      </w:r>
-      <w:r>
-        <w:rPr>
-          <w:rFonts w:ascii="Aptos" w:eastAsia="Times New Roman" w:hAnsi="Aptos"/>
-          <w:sz w:val="24"/>
-          <w:szCs w:val="24"/>
-        </w:rPr>
-        <w:t>, and growing tension around digital rights, cyber law enforcement, and surveillance concerns. There weren’t any widely verified April 2026 Zambia-specific ransomware breach or major enterprise data breach in reliable public sources. The strongest April signals were instead: fraudulent SIM/mobile-money ecosystems, election-period misinformation risk, digital infrastructure expansion, and cybersecurity governance around critical telecommunications infrastructure</w:t>
+        <w:t>In April 2026, Zambia’s cybersecurity landscape was shaped by digital fraud risk, AI/misinformation exposure, critical infrastructure digitization, and growing tension around digital rights, cyber law enforcement, and surveillance concerns. There weren’t any widely verified April 2026 Zambia-specific ransomware breach or major enterprise data breach in reliable public sources. The strongest April signals were instead: fraudulent SIM/mobile-money ecosystems, election-period misinformation risk, digital infrastructure expansion, and cybersecurity governance around critical telecommunications infrastructure</w:t>
       </w:r>
       <w:r>
         <w:rPr>
@@ -9555,7 +9729,7 @@
           <w:sz w:val="24"/>
         </w:rPr>
       </w:pPr>
-      <w:bookmarkStart w:id="193" w:name="_Toc228555696"/>
+      <w:bookmarkStart w:id="205" w:name="_Toc228949939"/>
       <w:r>
         <w:rPr>
           <w:rFonts w:ascii="Aptos" w:hAnsi="Aptos"/>
@@ -9563,7 +9737,7 @@
         </w:rPr>
         <w:t>Key Threats and Incidents</w:t>
       </w:r>
-      <w:bookmarkEnd w:id="193"/>
+      <w:bookmarkEnd w:id="205"/>
     </w:p>
     <w:p>
       <w:pPr>
@@ -9601,7 +9775,25 @@
           <w:sz w:val="24"/>
           <w:szCs w:val="24"/>
         </w:rPr>
-        <w:t>On April 27, 2026, Lusaka Times reported that Zambia had deactivated over 90,000 fraudulent SIM cards through enhanced reporting mechanisms. This shows that scam-linked SIM activity remained a serious threat to users, especially for mobile-money fraud, SMS scams, impersonation, and account takeover attempts</w:t>
+        <w:t xml:space="preserve">On April 27, 2026, Lusaka Times reported that Zambia had deactivated over 90,000 fraudulent SIM cards through enhanced reporting mechanisms. This shows that scam-linked SIM activity </w:t>
+      </w:r>
+      <w:proofErr w:type="gramStart"/>
+      <w:r>
+        <w:rPr>
+          <w:rFonts w:ascii="Aptos" w:hAnsi="Aptos"/>
+          <w:sz w:val="24"/>
+          <w:szCs w:val="24"/>
+        </w:rPr>
+        <w:t>remained</w:t>
+      </w:r>
+      <w:proofErr w:type="gramEnd"/>
+      <w:r>
+        <w:rPr>
+          <w:rFonts w:ascii="Aptos" w:hAnsi="Aptos"/>
+          <w:sz w:val="24"/>
+          <w:szCs w:val="24"/>
+        </w:rPr>
+        <w:t xml:space="preserve"> a serious threat to users, especially for mobile-money fraud, SMS scams, impersonation, and account takeover attempts</w:t>
       </w:r>
       <w:r>
         <w:rPr>
@@ -9631,17 +9823,7 @@
           <w:sz w:val="24"/>
           <w:szCs w:val="24"/>
         </w:rPr>
-        <w:t>Digitalization</w:t>
-      </w:r>
-      <w:r>
-        <w:rPr>
-          <w:rFonts w:ascii="Aptos" w:hAnsi="Aptos"/>
-          <w:b/>
-          <w:bCs/>
-          <w:sz w:val="24"/>
-          <w:szCs w:val="24"/>
-        </w:rPr>
-        <w:t xml:space="preserve"> increased exposure to fraud and cyber risk</w:t>
+        <w:t>Digitalization increased exposure to fraud and cyber risk</w:t>
       </w:r>
     </w:p>
     <w:p>
@@ -9690,7 +9872,29 @@
           <w:sz w:val="24"/>
           <w:szCs w:val="24"/>
         </w:rPr>
-        <w:t>AI-enabled misinformation and impersonation remained a live risk after earlier fake-video cases</w:t>
+        <w:t xml:space="preserve">AI-enabled misinformation and impersonation remained a live risk after earlier </w:t>
+      </w:r>
+      <w:proofErr w:type="gramStart"/>
+      <w:r>
+        <w:rPr>
+          <w:rFonts w:ascii="Aptos" w:hAnsi="Aptos"/>
+          <w:b/>
+          <w:bCs/>
+          <w:sz w:val="24"/>
+          <w:szCs w:val="24"/>
+        </w:rPr>
+        <w:t>fake-video</w:t>
+      </w:r>
+      <w:proofErr w:type="gramEnd"/>
+      <w:r>
+        <w:rPr>
+          <w:rFonts w:ascii="Aptos" w:hAnsi="Aptos"/>
+          <w:b/>
+          <w:bCs/>
+          <w:sz w:val="24"/>
+          <w:szCs w:val="24"/>
+        </w:rPr>
+        <w:t xml:space="preserve"> cases</w:t>
       </w:r>
     </w:p>
     <w:p>
@@ -9776,7 +9980,6 @@
           <w:sz w:val="24"/>
           <w:szCs w:val="24"/>
         </w:rPr>
-        <w:lastRenderedPageBreak/>
         <w:t>Within April 1–30, 2026, I did not find a reliable public disclosure of a new Zambia-specific ransomware incident, bank breach, or large enterprise data breach. The month’s visible threat picture was mainly fraud, SIM abuse, digital rights tension, infrastructure exposure, and election-period information risk</w:t>
       </w:r>
       <w:r>
@@ -9791,68 +9994,35 @@
     <w:p>
       <w:pPr>
         <w:ind w:left="360"/>
-        <w:rPr>
-          <w:rFonts w:ascii="Aptos" w:hAnsi="Aptos"/>
-          <w:b/>
-          <w:bCs/>
-          <w:sz w:val="24"/>
-          <w:szCs w:val="24"/>
-        </w:rPr>
-      </w:pPr>
-      <w:r>
-        <w:rPr>
-          <w:rFonts w:ascii="Aptos" w:hAnsi="Aptos"/>
-          <w:b/>
-          <w:bCs/>
-          <w:sz w:val="24"/>
-          <w:szCs w:val="24"/>
-        </w:rPr>
-        <w:t>Digital rights and surveillance concerns intensified around cyber laws</w:t>
-      </w:r>
+        <w:jc w:val="both"/>
+        <w:rPr>
+          <w:rFonts w:ascii="Aptos" w:hAnsi="Aptos"/>
+          <w:sz w:val="24"/>
+          <w:szCs w:val="24"/>
+        </w:rPr>
+      </w:pPr>
     </w:p>
     <w:p>
       <w:pPr>
         <w:ind w:left="360"/>
-        <w:jc w:val="both"/>
-        <w:rPr>
-          <w:rFonts w:ascii="Aptos" w:hAnsi="Aptos"/>
-          <w:sz w:val="24"/>
-          <w:szCs w:val="24"/>
-        </w:rPr>
-      </w:pPr>
-      <w:r>
-        <w:rPr>
-          <w:rFonts w:ascii="Aptos" w:hAnsi="Aptos"/>
-          <w:sz w:val="24"/>
-          <w:szCs w:val="24"/>
-        </w:rPr>
-        <w:t xml:space="preserve">On April 29–30, 2026, the planned </w:t>
-      </w:r>
-      <w:proofErr w:type="spellStart"/>
-      <w:r>
-        <w:rPr>
-          <w:rFonts w:ascii="Aptos" w:hAnsi="Aptos"/>
-          <w:sz w:val="24"/>
-          <w:szCs w:val="24"/>
-        </w:rPr>
-        <w:t>RightsCon</w:t>
-      </w:r>
-      <w:proofErr w:type="spellEnd"/>
-      <w:r>
-        <w:rPr>
-          <w:rFonts w:ascii="Aptos" w:hAnsi="Aptos"/>
-          <w:sz w:val="24"/>
-          <w:szCs w:val="24"/>
-        </w:rPr>
-        <w:t xml:space="preserve"> 2026 summit in Lusaka was postponed/cancelled after government cited security clearances and further consultations. Civil-society groups and digital-rights stakeholders framed the disruption as part of broader concern around censorship, surveillance, and digital freedoms. This matters for cybersecurity because trusted digital governance depends on balancing cybercrime enforcement with privacy, accountability, and rights safeguards</w:t>
-      </w:r>
-      <w:r>
-        <w:rPr>
-          <w:rFonts w:ascii="Aptos" w:hAnsi="Aptos"/>
-          <w:sz w:val="24"/>
-          <w:szCs w:val="24"/>
-        </w:rPr>
-        <w:t>.</w:t>
+        <w:rPr>
+          <w:rFonts w:ascii="Aptos" w:hAnsi="Aptos"/>
+          <w:b/>
+          <w:bCs/>
+          <w:sz w:val="24"/>
+          <w:szCs w:val="24"/>
+        </w:rPr>
+      </w:pPr>
+      <w:r>
+        <w:rPr>
+          <w:rFonts w:ascii="Aptos" w:hAnsi="Aptos"/>
+          <w:b/>
+          <w:bCs/>
+          <w:sz w:val="24"/>
+          <w:szCs w:val="24"/>
+        </w:rPr>
+        <w:lastRenderedPageBreak/>
+        <w:t>Digital rights and surveillance concerns intensified around cyber laws</w:t>
       </w:r>
     </w:p>
     <w:p>
@@ -9865,17 +10035,40 @@
           <w:szCs w:val="24"/>
         </w:rPr>
       </w:pPr>
-    </w:p>
-    <w:p>
-      <w:pPr>
-        <w:ind w:left="360"/>
-        <w:jc w:val="both"/>
-        <w:rPr>
-          <w:rFonts w:ascii="Aptos" w:hAnsi="Aptos"/>
-          <w:sz w:val="24"/>
-          <w:szCs w:val="28"/>
-        </w:rPr>
-      </w:pPr>
+      <w:r>
+        <w:rPr>
+          <w:rFonts w:ascii="Aptos" w:hAnsi="Aptos"/>
+          <w:sz w:val="24"/>
+          <w:szCs w:val="24"/>
+        </w:rPr>
+        <w:t xml:space="preserve">On April 29–30, 2026, the planned </w:t>
+      </w:r>
+      <w:proofErr w:type="spellStart"/>
+      <w:r>
+        <w:rPr>
+          <w:rFonts w:ascii="Aptos" w:hAnsi="Aptos"/>
+          <w:sz w:val="24"/>
+          <w:szCs w:val="24"/>
+        </w:rPr>
+        <w:t>RightsCon</w:t>
+      </w:r>
+      <w:proofErr w:type="spellEnd"/>
+      <w:r>
+        <w:rPr>
+          <w:rFonts w:ascii="Aptos" w:hAnsi="Aptos"/>
+          <w:sz w:val="24"/>
+          <w:szCs w:val="24"/>
+        </w:rPr>
+        <w:t xml:space="preserve"> 2026 summit in Lusaka was postponed/cancelled after government cited security clearances and further consultations. Civil-society groups and digital-rights stakeholders framed the disruption as part of broader concern around censorship, surveillance, and digital freedoms. This matters for cybersecurity because trusted digital governance depends on balancing cybercrime enforcement with privacy, accountability, and rights safeguards</w:t>
+      </w:r>
+      <w:r>
+        <w:rPr>
+          <w:rFonts w:ascii="Aptos" w:hAnsi="Aptos"/>
+          <w:sz w:val="24"/>
+          <w:szCs w:val="24"/>
+        </w:rPr>
+        <w:t>.</w:t>
+      </w:r>
     </w:p>
     <w:p>
       <w:pPr>
@@ -9889,7 +10082,7 @@
           <w:sz w:val="24"/>
         </w:rPr>
       </w:pPr>
-      <w:bookmarkStart w:id="194" w:name="_Toc228555697"/>
+      <w:bookmarkStart w:id="206" w:name="_Toc228949940"/>
       <w:r>
         <w:rPr>
           <w:rFonts w:ascii="Aptos" w:hAnsi="Aptos"/>
@@ -9897,7 +10090,7 @@
         </w:rPr>
         <w:t>Regional Spillover and Infrastructure Risks</w:t>
       </w:r>
-      <w:bookmarkEnd w:id="194"/>
+      <w:bookmarkEnd w:id="206"/>
     </w:p>
     <w:p>
       <w:pPr>
@@ -9956,7 +10149,25 @@
           <w:sz w:val="24"/>
           <w:szCs w:val="24"/>
         </w:rPr>
-        <w:t xml:space="preserve"> update said telecommunications infrastructure has been designated as critical under the Cybersecurity Act, with a dedicated 2026 budget line to support the sector. This is positive for resilience, but it also confirms that telecom networks are now recognized as high-value targets whose compromise could affect mobile money, communication, public services, emergency response, and business continuity</w:t>
+        <w:t xml:space="preserve"> update said telecommunications infrastructure has been designated as critical under the Cybersecurity Act, with a dedicated 2026 budget line to support the sector. This is positive for resilience, but it also confirms that telecom networks are now recognized as </w:t>
+      </w:r>
+      <w:proofErr w:type="gramStart"/>
+      <w:r>
+        <w:rPr>
+          <w:rFonts w:ascii="Aptos" w:hAnsi="Aptos"/>
+          <w:sz w:val="24"/>
+          <w:szCs w:val="24"/>
+        </w:rPr>
+        <w:t>high-value</w:t>
+      </w:r>
+      <w:proofErr w:type="gramEnd"/>
+      <w:r>
+        <w:rPr>
+          <w:rFonts w:ascii="Aptos" w:hAnsi="Aptos"/>
+          <w:sz w:val="24"/>
+          <w:szCs w:val="24"/>
+        </w:rPr>
+        <w:t xml:space="preserve"> targets whose compromise could affect mobile money, communication, public services, emergency response, and business continuity</w:t>
       </w:r>
       <w:r>
         <w:rPr>
@@ -10029,15 +10240,27 @@
           <w:szCs w:val="24"/>
         </w:rPr>
       </w:pPr>
-      <w:r>
-        <w:rPr>
-          <w:rFonts w:ascii="Aptos" w:hAnsi="Aptos"/>
-          <w:b/>
-          <w:bCs/>
-          <w:sz w:val="24"/>
-          <w:szCs w:val="24"/>
-        </w:rPr>
-        <w:t>AI and election misinformation can spill into fraud, harassment, and public disorder</w:t>
+      <w:proofErr w:type="gramStart"/>
+      <w:r>
+        <w:rPr>
+          <w:rFonts w:ascii="Aptos" w:hAnsi="Aptos"/>
+          <w:b/>
+          <w:bCs/>
+          <w:sz w:val="24"/>
+          <w:szCs w:val="24"/>
+        </w:rPr>
+        <w:t>AI and election misinformation</w:t>
+      </w:r>
+      <w:proofErr w:type="gramEnd"/>
+      <w:r>
+        <w:rPr>
+          <w:rFonts w:ascii="Aptos" w:hAnsi="Aptos"/>
+          <w:b/>
+          <w:bCs/>
+          <w:sz w:val="24"/>
+          <w:szCs w:val="24"/>
+        </w:rPr>
+        <w:t xml:space="preserve"> can spill into fraud, harassment, and public disorder</w:t>
       </w:r>
     </w:p>
     <w:p>
@@ -10113,7 +10336,6 @@
           <w:sz w:val="24"/>
           <w:szCs w:val="24"/>
         </w:rPr>
-        <w:lastRenderedPageBreak/>
         <w:t>Large-scale health data consolidation expands privacy and breach risk</w:t>
       </w:r>
     </w:p>
@@ -10143,28 +10365,6 @@
         </w:rPr>
         <w:t xml:space="preserve">. </w:t>
       </w:r>
-    </w:p>
-    <w:p>
-      <w:pPr>
-        <w:ind w:left="360"/>
-        <w:jc w:val="both"/>
-        <w:rPr>
-          <w:rFonts w:ascii="Aptos" w:hAnsi="Aptos"/>
-          <w:sz w:val="24"/>
-          <w:szCs w:val="24"/>
-        </w:rPr>
-      </w:pPr>
-    </w:p>
-    <w:p>
-      <w:pPr>
-        <w:ind w:left="360"/>
-        <w:jc w:val="both"/>
-        <w:rPr>
-          <w:rFonts w:ascii="Aptos" w:hAnsi="Aptos"/>
-          <w:sz w:val="24"/>
-          <w:szCs w:val="28"/>
-        </w:rPr>
-      </w:pPr>
     </w:p>
     <w:p>
       <w:pPr>
@@ -10178,12 +10378,13 @@
           <w:sz w:val="24"/>
         </w:rPr>
       </w:pPr>
-      <w:bookmarkStart w:id="195" w:name="_Toc228555698"/>
-      <w:r>
-        <w:rPr>
-          <w:rFonts w:ascii="Aptos" w:hAnsi="Aptos"/>
-          <w:sz w:val="24"/>
-        </w:rPr>
+      <w:bookmarkStart w:id="207" w:name="_Toc228949941"/>
+      <w:r>
+        <w:rPr>
+          <w:rFonts w:ascii="Aptos" w:hAnsi="Aptos"/>
+          <w:sz w:val="24"/>
+        </w:rPr>
+        <w:lastRenderedPageBreak/>
         <w:t>Government and In</w:t>
       </w:r>
       <w:r>
@@ -10200,7 +10401,7 @@
         </w:rPr>
         <w:t xml:space="preserve"> Response</w:t>
       </w:r>
-      <w:bookmarkEnd w:id="195"/>
+      <w:bookmarkEnd w:id="207"/>
       <w:r>
         <w:rPr>
           <w:rFonts w:ascii="Aptos" w:hAnsi="Aptos"/>
@@ -10396,23 +10597,7 @@
           <w:sz w:val="24"/>
           <w:szCs w:val="24"/>
         </w:rPr>
-        <w:t xml:space="preserve">SmartCare Pro’s consolidation of over 12 million patient records and deployment across more than 2,000 health facilities shows Zambia’s public-sector </w:t>
-      </w:r>
-      <w:r>
-        <w:rPr>
-          <w:rFonts w:ascii="Aptos" w:hAnsi="Aptos"/>
-          <w:sz w:val="24"/>
-          <w:szCs w:val="24"/>
-        </w:rPr>
-        <w:t>digitization</w:t>
-      </w:r>
-      <w:r>
-        <w:rPr>
-          <w:rFonts w:ascii="Aptos" w:hAnsi="Aptos"/>
-          <w:sz w:val="24"/>
-          <w:szCs w:val="24"/>
-        </w:rPr>
-        <w:t xml:space="preserve"> is accelerating. The response priority should be strong access control, audit logs, encryption, segmentation, backup resilience, and breach-response planning for health data</w:t>
+        <w:t>SmartCare Pro’s consolidation of over 12 million patient records and deployment across more than 2,000 health facilities shows Zambia’s public-sector digitization is accelerating. The response priority should be strong access control, audit logs, encryption, segmentation, backup resilience, and breach-response planning for health data</w:t>
       </w:r>
       <w:r>
         <w:rPr>
@@ -10569,7 +10754,6 @@
           <w:sz w:val="24"/>
           <w:szCs w:val="24"/>
         </w:rPr>
-        <w:lastRenderedPageBreak/>
         <w:t>Sources</w:t>
       </w:r>
       <w:r>
@@ -10818,21 +11002,6 @@
     </w:p>
     <w:p>
       <w:pPr>
-        <w:spacing w:after="0" w:line="240" w:lineRule="auto"/>
-        <w:rPr>
-          <w:rFonts w:ascii="Aptos" w:eastAsia="MS Gothic" w:hAnsi="Aptos" w:cstheme="majorBidi"/>
-          <w:b/>
-          <w:color w:val="4F49F5" w:themeColor="accent1"/>
-          <w:kern w:val="2"/>
-          <w:sz w:val="36"/>
-          <w:szCs w:val="36"/>
-          <w:lang w:val="en-GB"/>
-          <w14:ligatures w14:val="standardContextual"/>
-        </w:rPr>
-      </w:pPr>
-    </w:p>
-    <w:p>
-      <w:pPr>
         <w:pStyle w:val="Heading1"/>
         <w:numPr>
           <w:ilvl w:val="0"/>
@@ -10842,15 +11011,15 @@
           <w:rFonts w:ascii="Aptos" w:hAnsi="Aptos"/>
         </w:rPr>
       </w:pPr>
-      <w:bookmarkStart w:id="196" w:name="_Toc228555699"/>
+      <w:bookmarkStart w:id="208" w:name="_Toc228949942"/>
       <w:r>
         <w:rPr>
           <w:rFonts w:ascii="Aptos" w:hAnsi="Aptos"/>
         </w:rPr>
         <w:t>Conclusion and Recommendations</w:t>
       </w:r>
-      <w:bookmarkEnd w:id="191"/>
-      <w:bookmarkEnd w:id="196"/>
+      <w:bookmarkEnd w:id="203"/>
+      <w:bookmarkEnd w:id="208"/>
     </w:p>
     <w:p>
       <w:pPr>
@@ -10864,7 +11033,7 @@
           <w:sz w:val="24"/>
         </w:rPr>
       </w:pPr>
-      <w:bookmarkStart w:id="197" w:name="_Toc228555700"/>
+      <w:bookmarkStart w:id="209" w:name="_Toc228949943"/>
       <w:r>
         <w:rPr>
           <w:rFonts w:ascii="Aptos" w:hAnsi="Aptos"/>
@@ -10872,7 +11041,7 @@
         </w:rPr>
         <w:t>Recommendations</w:t>
       </w:r>
-      <w:bookmarkEnd w:id="197"/>
+      <w:bookmarkEnd w:id="209"/>
     </w:p>
     <w:p>
       <w:pPr>
@@ -10920,7 +11089,17 @@
           <w:szCs w:val="24"/>
           <w:lang w:val="en-GB"/>
         </w:rPr>
-        <w:t>Standardize entity mapping (Account, Host, IP, Process, File Hash, URL/Domain) across analytic rules to improve auto-grouping, speed up triage, reduce noise from non-production systems, and enhance reporting accuracy.</w:t>
+        <w:t xml:space="preserve">Standardize entity mapping (Account, Host, IP, Process, File Hash, URL/Domain) across analytic rules to improve auto-grouping, </w:t>
+      </w:r>
+      <w:r>
+        <w:rPr>
+          <w:rFonts w:ascii="Aptos" w:hAnsi="Aptos"/>
+          <w:sz w:val="24"/>
+          <w:szCs w:val="24"/>
+          <w:lang w:val="en-GB"/>
+        </w:rPr>
+        <w:lastRenderedPageBreak/>
+        <w:t>speed up triage, reduce noise from non-production systems, and enhance reporting accuracy.</w:t>
       </w:r>
     </w:p>
     <w:p>
@@ -11174,7 +11353,29 @@
           <w:szCs w:val="24"/>
           <w:lang w:val="en-GB"/>
         </w:rPr>
-        <w:t>6–12 hours</w:t>
+        <w:t>6</w:t>
+      </w:r>
+      <w:r>
+        <w:rPr>
+          <w:rFonts w:ascii="Aptos" w:hAnsi="Aptos"/>
+          <w:b/>
+          <w:bCs/>
+          <w:sz w:val="24"/>
+          <w:szCs w:val="24"/>
+          <w:lang w:val="en-GB"/>
+        </w:rPr>
+        <w:t xml:space="preserve"> </w:t>
+      </w:r>
+      <w:r>
+        <w:rPr>
+          <w:rFonts w:ascii="Aptos" w:hAnsi="Aptos"/>
+          <w:b/>
+          <w:bCs/>
+          <w:sz w:val="24"/>
+          <w:szCs w:val="24"/>
+          <w:lang w:val="en-GB"/>
+        </w:rPr>
+        <w:t>–12 hours</w:t>
       </w:r>
       <w:r>
         <w:rPr>
@@ -11368,16 +11569,15 @@
           <w:sz w:val="24"/>
         </w:rPr>
       </w:pPr>
-      <w:bookmarkStart w:id="198" w:name="_Toc228555701"/>
-      <w:r>
-        <w:rPr>
-          <w:rFonts w:ascii="Aptos" w:hAnsi="Aptos"/>
-          <w:sz w:val="24"/>
-        </w:rPr>
-        <w:lastRenderedPageBreak/>
+      <w:bookmarkStart w:id="210" w:name="_Toc228949944"/>
+      <w:r>
+        <w:rPr>
+          <w:rFonts w:ascii="Aptos" w:hAnsi="Aptos"/>
+          <w:sz w:val="24"/>
+        </w:rPr>
         <w:t>Conclusion</w:t>
       </w:r>
-      <w:bookmarkEnd w:id="198"/>
+      <w:bookmarkEnd w:id="210"/>
     </w:p>
     <w:p>
       <w:pPr>
@@ -11594,7 +11794,29 @@
           <w:sz w:val="24"/>
           <w:szCs w:val="24"/>
         </w:rPr>
-        <w:t>Authentication Attempt - Default Account, FortiGate Successful Login, User Account Modified, Monitor for keylogging activity, Incidents Summary Alert</w:t>
+        <w:t xml:space="preserve">Authentication Attempt - Default Account, FortiGate Successful Login, User Account Modified, </w:t>
+      </w:r>
+      <w:proofErr w:type="gramStart"/>
+      <w:r>
+        <w:rPr>
+          <w:rFonts w:ascii="Aptos" w:hAnsi="Aptos" w:cstheme="minorHAnsi"/>
+          <w:b/>
+          <w:bCs/>
+          <w:sz w:val="24"/>
+          <w:szCs w:val="24"/>
+        </w:rPr>
+        <w:t>Monitor</w:t>
+      </w:r>
+      <w:proofErr w:type="gramEnd"/>
+      <w:r>
+        <w:rPr>
+          <w:rFonts w:ascii="Aptos" w:hAnsi="Aptos" w:cstheme="minorHAnsi"/>
+          <w:b/>
+          <w:bCs/>
+          <w:sz w:val="24"/>
+          <w:szCs w:val="24"/>
+        </w:rPr>
+        <w:t xml:space="preserve"> for keylogging activity, Incidents Summary Alert</w:t>
       </w:r>
       <w:r>
         <w:rPr>
@@ -11697,6 +11919,7 @@
           <w:szCs w:val="24"/>
           <w:lang w:val="en-GB"/>
         </w:rPr>
+        <w:lastRenderedPageBreak/>
         <w:t>Te</w:t>
       </w:r>
       <w:r>
@@ -12127,13 +12350,13 @@
         </w:rPr>
         <w:t>We appreciate the trust placed in TeKnowledge to safeguard AB Bank Zambia’s digital environment and look forward to our continued partnership in building a more secure and resilient infrastructure</w:t>
       </w:r>
-      <w:bookmarkEnd w:id="176"/>
-      <w:bookmarkEnd w:id="177"/>
-      <w:bookmarkEnd w:id="178"/>
-      <w:bookmarkEnd w:id="179"/>
-      <w:bookmarkEnd w:id="180"/>
-      <w:bookmarkEnd w:id="181"/>
-      <w:bookmarkEnd w:id="182"/>
+      <w:bookmarkEnd w:id="186"/>
+      <w:bookmarkEnd w:id="187"/>
+      <w:bookmarkEnd w:id="188"/>
+      <w:bookmarkEnd w:id="189"/>
+      <w:bookmarkEnd w:id="190"/>
+      <w:bookmarkEnd w:id="191"/>
+      <w:bookmarkEnd w:id="192"/>
       <w:r>
         <w:rPr>
           <w:rFonts w:ascii="Aptos" w:hAnsi="Aptos"/>
@@ -14665,6 +14888,7 @@
   <w:style w:type="character" w:default="1" w:styleId="DefaultParagraphFont">
     <w:name w:val="Default Paragraph Font"/>
     <w:uiPriority w:val="1"/>
+    <w:semiHidden/>
     <w:unhideWhenUsed/>
   </w:style>
   <w:style w:type="table" w:default="1" w:styleId="TableNormal">
@@ -19278,12 +19502,13 @@
 </file>
 
 <file path=customXml/item1.xml><?xml version="1.0" encoding="utf-8"?>
-<?mso-contentType ?>
-<FormTemplates xmlns="http://schemas.microsoft.com/sharepoint/v3/contenttype/forms">
-  <Display>DocumentLibraryForm</Display>
-  <Edit>DocumentLibraryForm</Edit>
-  <New>DocumentLibraryForm</New>
-</FormTemplates>
+<p:properties xmlns:p="http://schemas.microsoft.com/office/2006/metadata/properties" xmlns:xsi="http://www.w3.org/2001/XMLSchema-instance" xmlns:pc="http://schemas.microsoft.com/office/infopath/2007/PartnerControls">
+  <documentManagement>
+    <lcf76f155ced4ddcb4097134ff3c332f xmlns="0d91a3e8-d642-437b-a229-e2bce59964d8">
+      <Terms xmlns="http://schemas.microsoft.com/office/infopath/2007/PartnerControls"/>
+    </lcf76f155ced4ddcb4097134ff3c332f>
+  </documentManagement>
+</p:properties>
 </file>
 
 <file path=customXml/item2.xml><?xml version="1.0" encoding="utf-8"?>
@@ -19291,13 +19516,12 @@
 </file>
 
 <file path=customXml/item3.xml><?xml version="1.0" encoding="utf-8"?>
-<p:properties xmlns:p="http://schemas.microsoft.com/office/2006/metadata/properties" xmlns:xsi="http://www.w3.org/2001/XMLSchema-instance" xmlns:pc="http://schemas.microsoft.com/office/infopath/2007/PartnerControls">
-  <documentManagement>
-    <lcf76f155ced4ddcb4097134ff3c332f xmlns="0d91a3e8-d642-437b-a229-e2bce59964d8">
-      <Terms xmlns="http://schemas.microsoft.com/office/infopath/2007/PartnerControls"/>
-    </lcf76f155ced4ddcb4097134ff3c332f>
-  </documentManagement>
-</p:properties>
+<?mso-contentType ?>
+<FormTemplates xmlns="http://schemas.microsoft.com/sharepoint/v3/contenttype/forms">
+  <Display>DocumentLibraryForm</Display>
+  <Edit>DocumentLibraryForm</Edit>
+  <New>DocumentLibraryForm</New>
+</FormTemplates>
 </file>
 
 <file path=customXml/item4.xml><?xml version="1.0" encoding="utf-8"?>
@@ -19512,9 +19736,18 @@
 </file>
 
 <file path=customXml/itemProps1.xml><?xml version="1.0" encoding="utf-8"?>
-<ds:datastoreItem xmlns:ds="http://schemas.openxmlformats.org/officeDocument/2006/customXml" ds:itemID="{0CEB08E7-84EA-4B94-9979-010045FFBB06}">
+<ds:datastoreItem xmlns:ds="http://schemas.openxmlformats.org/officeDocument/2006/customXml" ds:itemID="{3EA55498-A03B-46CF-83BB-624BDFF496A4}">
   <ds:schemaRefs>
-    <ds:schemaRef ds:uri="http://schemas.microsoft.com/sharepoint/v3/contenttype/forms"/>
+    <ds:schemaRef ds:uri="http://purl.org/dc/dcmitype/"/>
+    <ds:schemaRef ds:uri="http://purl.org/dc/elements/1.1/"/>
+    <ds:schemaRef ds:uri="http://schemas.openxmlformats.org/package/2006/metadata/core-properties"/>
+    <ds:schemaRef ds:uri="0d91a3e8-d642-437b-a229-e2bce59964d8"/>
+    <ds:schemaRef ds:uri="http://schemas.microsoft.com/office/2006/documentManagement/types"/>
+    <ds:schemaRef ds:uri="9051d588-882f-438d-8828-3b025d4e6411"/>
+    <ds:schemaRef ds:uri="http://www.w3.org/XML/1998/namespace"/>
+    <ds:schemaRef ds:uri="http://schemas.microsoft.com/office/2006/metadata/properties"/>
+    <ds:schemaRef ds:uri="http://schemas.microsoft.com/office/infopath/2007/PartnerControls"/>
+    <ds:schemaRef ds:uri="http://purl.org/dc/terms/"/>
   </ds:schemaRefs>
 </ds:datastoreItem>
 </file>
@@ -19528,11 +19761,9 @@
 </file>
 
 <file path=customXml/itemProps3.xml><?xml version="1.0" encoding="utf-8"?>
-<ds:datastoreItem xmlns:ds="http://schemas.openxmlformats.org/officeDocument/2006/customXml" ds:itemID="{3EA55498-A03B-46CF-83BB-624BDFF496A4}">
+<ds:datastoreItem xmlns:ds="http://schemas.openxmlformats.org/officeDocument/2006/customXml" ds:itemID="{0CEB08E7-84EA-4B94-9979-010045FFBB06}">
   <ds:schemaRefs>
-    <ds:schemaRef ds:uri="http://schemas.microsoft.com/office/2006/metadata/properties"/>
-    <ds:schemaRef ds:uri="http://schemas.microsoft.com/office/infopath/2007/PartnerControls"/>
-    <ds:schemaRef ds:uri="0d91a3e8-d642-437b-a229-e2bce59964d8"/>
+    <ds:schemaRef ds:uri="http://schemas.microsoft.com/sharepoint/v3/contenttype/forms"/>
   </ds:schemaRefs>
 </ds:datastoreItem>
 </file>
